--- a/specifications/TMFC036-LeadAndOpportunityManagement/Diagrams/TMFC036_Lead_and_Opportunity_Management.docx
+++ b/specifications/TMFC036-LeadAndOpportunityManagement/Diagrams/TMFC036_Lead_and_Opportunity_Management.docx
@@ -210,752 +210,6 @@
         <w:t>eTOM Processes, SID Data Entities and Functional Framework Functions</w:t>
       </w:r>
     </w:p>
-    <w:p>
-      <w:pPr>
-        <w:pStyle w:val="Heading2"/>
-      </w:pPr>
-      <w:r>
-        <w:t>eTOM business activities</w:t>
-      </w:r>
-    </w:p>
-    <w:p>
-      <w:r>
-        <w:t>eTOM business activities this ODA Component is responsible for:</w:t>
-      </w:r>
-    </w:p>
-    <w:tbl>
-      <w:tblPr>
-        <w:tblStyle w:val="ScrollTableNormal"/>
-        <w:tblW w:type="auto" w:w="0"/>
-        <w:tblLayout w:type="autofit"/>
-        <w:tblLook w:val="04A0" w:firstRow="1" w:lastRow="0" w:firstColumn="0" w:lastColumn="0" w:noHBand="0" w:noVBand="1"/>
-        <w:tblBorders>
-          <w:top w:val="single" w:sz="4" w:space="0" w:color="999999"/>
-          <w:left w:val="single" w:sz="4" w:space="0" w:color="999999"/>
-          <w:bottom w:val="single" w:sz="4" w:space="0" w:color="999999"/>
-          <w:right w:val="single" w:sz="4" w:space="0" w:color="999999"/>
-          <w:insideH w:val="single" w:sz="4" w:space="0" w:color="999999"/>
-          <w:insideV w:val="single" w:sz="4" w:space="0" w:color="999999"/>
-        </w:tblBorders>
-      </w:tblPr>
-      <w:tblGrid>
-        <w:gridCol w:w="2124"/>
-        <w:gridCol w:w="2124"/>
-        <w:gridCol w:w="2124"/>
-        <w:gridCol w:w="2124"/>
-      </w:tblGrid>
-      <w:tr>
-        <w:trPr>
-          <w:tblHeader/>
-        </w:trPr>
-        <w:tc>
-          <w:tcPr>
-            <w:tcW w:type="dxa" w:w="1498"/>
-          </w:tcPr>
-          <w:p>
-            <w:r/>
-            <w:r>
-              <w:rPr>
-                <w:b/>
-              </w:rPr>
-              <w:t>Identifier</w:t>
-            </w:r>
-          </w:p>
-        </w:tc>
-        <w:tc>
-          <w:tcPr>
-            <w:tcW w:type="dxa" w:w="1123"/>
-          </w:tcPr>
-          <w:p>
-            <w:r/>
-            <w:r>
-              <w:rPr>
-                <w:b/>
-              </w:rPr>
-              <w:t>Level</w:t>
-            </w:r>
-          </w:p>
-        </w:tc>
-        <w:tc>
-          <w:tcPr>
-            <w:tcW w:type="dxa" w:w="3089"/>
-          </w:tcPr>
-          <w:p>
-            <w:r/>
-            <w:r>
-              <w:rPr>
-                <w:b/>
-              </w:rPr>
-              <w:t>Business Activity Name</w:t>
-            </w:r>
-          </w:p>
-        </w:tc>
-        <w:tc>
-          <w:tcPr>
-            <w:tcW w:type="dxa" w:w="3650"/>
-          </w:tcPr>
-          <w:p>
-            <w:r/>
-            <w:r>
-              <w:rPr>
-                <w:b/>
-              </w:rPr>
-              <w:t>Description</w:t>
-            </w:r>
-          </w:p>
-        </w:tc>
-      </w:tr>
-      <w:tr>
-        <w:tc>
-          <w:tcPr>
-            <w:tcW w:type="dxa" w:w="1498"/>
-          </w:tcPr>
-          <w:p>
-            <w:r/>
-            <w:r>
-              <w:t>1.1.11</w:t>
-            </w:r>
-          </w:p>
-        </w:tc>
-        <w:tc>
-          <w:tcPr>
-            <w:tcW w:type="dxa" w:w="1123"/>
-          </w:tcPr>
-          <w:p>
-            <w:r/>
-            <w:r>
-              <w:t>L2</w:t>
-            </w:r>
-          </w:p>
-        </w:tc>
-        <w:tc>
-          <w:tcPr>
-            <w:tcW w:type="dxa" w:w="3089"/>
-          </w:tcPr>
-          <w:p>
-            <w:r/>
-            <w:r>
-              <w:t>Contact/Lead/Prospect Management</w:t>
-            </w:r>
-          </w:p>
-        </w:tc>
-        <w:tc>
-          <w:tcPr>
-            <w:tcW w:type="dxa" w:w="3650"/>
-          </w:tcPr>
-          <w:p>
-            <w:r/>
-            <w:r>
-              <w:t>Develop the appropriate relationships with contacts, leads, and prospects with the intent to convert them to consumers, such as customers, or providers, such as partners, of an enterprise's offerings.</w:t>
-            </w:r>
-          </w:p>
-        </w:tc>
-      </w:tr>
-      <w:tr>
-        <w:tc>
-          <w:tcPr>
-            <w:tcW w:type="dxa" w:w="1498"/>
-          </w:tcPr>
-          <w:p>
-            <w:r/>
-            <w:r>
-              <w:t>1.1.11.1</w:t>
-            </w:r>
-          </w:p>
-        </w:tc>
-        <w:tc>
-          <w:tcPr>
-            <w:tcW w:type="dxa" w:w="1123"/>
-          </w:tcPr>
-          <w:p>
-            <w:r/>
-            <w:r>
-              <w:t>L3</w:t>
-            </w:r>
-          </w:p>
-        </w:tc>
-        <w:tc>
-          <w:tcPr>
-            <w:tcW w:type="dxa" w:w="3089"/>
-          </w:tcPr>
-          <w:p>
-            <w:r/>
-            <w:r>
-              <w:t>Manage Sales Contact</w:t>
-            </w:r>
-          </w:p>
-        </w:tc>
-        <w:tc>
-          <w:tcPr>
-            <w:tcW w:type="dxa" w:w="3650"/>
-          </w:tcPr>
-          <w:p>
-            <w:r/>
-            <w:r>
-              <w:t>Manage all sales contacts between potential or existing parties and the enterprise.</w:t>
-            </w:r>
-          </w:p>
-        </w:tc>
-      </w:tr>
-      <w:tr>
-        <w:tc>
-          <w:tcPr>
-            <w:tcW w:type="dxa" w:w="1498"/>
-          </w:tcPr>
-          <w:p>
-            <w:r/>
-            <w:r>
-              <w:t>1.1.11.2</w:t>
-            </w:r>
-          </w:p>
-        </w:tc>
-        <w:tc>
-          <w:tcPr>
-            <w:tcW w:type="dxa" w:w="1123"/>
-          </w:tcPr>
-          <w:p>
-            <w:r/>
-            <w:r>
-              <w:t>L3</w:t>
-            </w:r>
-          </w:p>
-        </w:tc>
-        <w:tc>
-          <w:tcPr>
-            <w:tcW w:type="dxa" w:w="3089"/>
-          </w:tcPr>
-          <w:p>
-            <w:r/>
-            <w:r>
-              <w:t>Manage Sales Lead</w:t>
-            </w:r>
-          </w:p>
-        </w:tc>
-        <w:tc>
-          <w:tcPr>
-            <w:tcW w:type="dxa" w:w="3650"/>
-          </w:tcPr>
-          <w:p>
-            <w:r/>
-            <w:r>
-              <w:t>Collect and administer a sales lead and the associated probabilities of the lead becoming a prospect.</w:t>
-            </w:r>
-          </w:p>
-        </w:tc>
-      </w:tr>
-      <w:tr>
-        <w:tc>
-          <w:tcPr>
-            <w:tcW w:type="dxa" w:w="1498"/>
-          </w:tcPr>
-          <w:p>
-            <w:r/>
-            <w:r>
-              <w:t>1.1.11.3</w:t>
-            </w:r>
-          </w:p>
-        </w:tc>
-        <w:tc>
-          <w:tcPr>
-            <w:tcW w:type="dxa" w:w="1123"/>
-          </w:tcPr>
-          <w:p>
-            <w:r/>
-            <w:r>
-              <w:t>L3</w:t>
-            </w:r>
-          </w:p>
-        </w:tc>
-        <w:tc>
-          <w:tcPr>
-            <w:tcW w:type="dxa" w:w="3089"/>
-          </w:tcPr>
-          <w:p>
-            <w:r/>
-            <w:r>
-              <w:t>Manage Sales Prospect</w:t>
-            </w:r>
-          </w:p>
-        </w:tc>
-        <w:tc>
-          <w:tcPr>
-            <w:tcW w:type="dxa" w:w="3650"/>
-          </w:tcPr>
-          <w:p>
-            <w:r/>
-            <w:r>
-              <w:t>Match a sales prospect with the most appropriate products and ensure that a prospect is handled appropriately.</w:t>
-            </w:r>
-          </w:p>
-        </w:tc>
-      </w:tr>
-      <w:tr>
-        <w:tc>
-          <w:tcPr>
-            <w:tcW w:type="dxa" w:w="1498"/>
-          </w:tcPr>
-          <w:p>
-            <w:r/>
-            <w:r>
-              <w:t>1.1.9</w:t>
-            </w:r>
-          </w:p>
-        </w:tc>
-        <w:tc>
-          <w:tcPr>
-            <w:tcW w:type="dxa" w:w="1123"/>
-          </w:tcPr>
-          <w:p>
-            <w:r/>
-            <w:r>
-              <w:t>L2</w:t>
-            </w:r>
-          </w:p>
-        </w:tc>
-        <w:tc>
-          <w:tcPr>
-            <w:tcW w:type="dxa" w:w="3089"/>
-          </w:tcPr>
-          <w:p>
-            <w:r/>
-            <w:r>
-              <w:t>Selling</w:t>
-            </w:r>
-          </w:p>
-        </w:tc>
-        <w:tc>
-          <w:tcPr>
-            <w:tcW w:type="dxa" w:w="3650"/>
-          </w:tcPr>
-          <w:p>
-            <w:r/>
-            <w:r>
-              <w:t>Responsible for managing prospective customers, for qualifying and educating customers, and matching customer expectations / Managing prospective parties with whom an enterprise may do business, such as potential existing or new customers and partners, for qualifying and educating them, and ensuring their expectations are met.</w:t>
-            </w:r>
-          </w:p>
-        </w:tc>
-      </w:tr>
-      <w:tr>
-        <w:tc>
-          <w:tcPr>
-            <w:tcW w:type="dxa" w:w="1498"/>
-          </w:tcPr>
-          <w:p>
-            <w:r/>
-            <w:r>
-              <w:t>1.1.9.1</w:t>
-            </w:r>
-          </w:p>
-        </w:tc>
-        <w:tc>
-          <w:tcPr>
-            <w:tcW w:type="dxa" w:w="1123"/>
-          </w:tcPr>
-          <w:p>
-            <w:r/>
-            <w:r>
-              <w:t>L3</w:t>
-            </w:r>
-          </w:p>
-        </w:tc>
-        <w:tc>
-          <w:tcPr>
-            <w:tcW w:type="dxa" w:w="3089"/>
-          </w:tcPr>
-          <w:p>
-            <w:r/>
-            <w:r>
-              <w:t>Qualify Selling Opportunity</w:t>
-            </w:r>
-          </w:p>
-        </w:tc>
-        <w:tc>
-          <w:tcPr>
-            <w:tcW w:type="dxa" w:w="3650"/>
-          </w:tcPr>
-          <w:p>
-            <w:r/>
-            <w:r>
-              <w:t>Ensure that a sales prospect is qualified in terms of any associated risk and the amount of effort required to achieve a sale.</w:t>
-            </w:r>
-          </w:p>
-        </w:tc>
-      </w:tr>
-      <w:tr>
-        <w:tc>
-          <w:tcPr>
-            <w:tcW w:type="dxa" w:w="1498"/>
-          </w:tcPr>
-          <w:p>
-            <w:r/>
-            <w:r>
-              <w:t>1.1.9.3</w:t>
-            </w:r>
-          </w:p>
-        </w:tc>
-        <w:tc>
-          <w:tcPr>
-            <w:tcW w:type="dxa" w:w="1123"/>
-          </w:tcPr>
-          <w:p>
-            <w:r/>
-            <w:r>
-              <w:t>L3</w:t>
-            </w:r>
-          </w:p>
-        </w:tc>
-        <w:tc>
-          <w:tcPr>
-            <w:tcW w:type="dxa" w:w="3089"/>
-          </w:tcPr>
-          <w:p>
-            <w:r/>
-            <w:r>
-              <w:t>Acquire Sales Prospect Data</w:t>
-            </w:r>
-          </w:p>
-        </w:tc>
-        <w:tc>
-          <w:tcPr>
-            <w:tcW w:type="dxa" w:w="3650"/>
-          </w:tcPr>
-          <w:p>
-            <w:r/>
-            <w:r>
-              <w:t>Capture and record all pertinent sales prospect data required for qualifying an opportunity and for the initiation, realization and deployment of the agreed sales proposal.</w:t>
-            </w:r>
-          </w:p>
-        </w:tc>
-      </w:tr>
-      <w:tr>
-        <w:tc>
-          <w:tcPr>
-            <w:tcW w:type="dxa" w:w="1498"/>
-          </w:tcPr>
-          <w:p>
-            <w:r/>
-            <w:r>
-              <w:t>1.1.7</w:t>
-            </w:r>
-          </w:p>
-        </w:tc>
-        <w:tc>
-          <w:tcPr>
-            <w:tcW w:type="dxa" w:w="1123"/>
-          </w:tcPr>
-          <w:p>
-            <w:r/>
-            <w:r>
-              <w:t>L2</w:t>
-            </w:r>
-          </w:p>
-        </w:tc>
-        <w:tc>
-          <w:tcPr>
-            <w:tcW w:type="dxa" w:w="3089"/>
-          </w:tcPr>
-          <w:p>
-            <w:r/>
-            <w:r>
-              <w:t>Market Sales Support &amp; Readiness</w:t>
-            </w:r>
-          </w:p>
-        </w:tc>
-        <w:tc>
-          <w:tcPr>
-            <w:tcW w:type="dxa" w:w="3650"/>
-          </w:tcPr>
-          <w:p>
-            <w:r/>
-            <w:r>
-              <w:t>Market Sales Support &amp; Readiness processes ensure the support capability is in place to allow the CRM Fulfillment, Assurance and Billing processes to operate effectively.</w:t>
-            </w:r>
-          </w:p>
-        </w:tc>
-      </w:tr>
-      <w:tr>
-        <w:tc>
-          <w:tcPr>
-            <w:tcW w:type="dxa" w:w="1498"/>
-          </w:tcPr>
-          <w:p>
-            <w:r/>
-            <w:r>
-              <w:t>1.1.7.2</w:t>
-            </w:r>
-          </w:p>
-        </w:tc>
-        <w:tc>
-          <w:tcPr>
-            <w:tcW w:type="dxa" w:w="1123"/>
-          </w:tcPr>
-          <w:p>
-            <w:r/>
-            <w:r>
-              <w:t>L3</w:t>
-            </w:r>
-          </w:p>
-        </w:tc>
-        <w:tc>
-          <w:tcPr>
-            <w:tcW w:type="dxa" w:w="3089"/>
-          </w:tcPr>
-          <w:p>
-            <w:r/>
-            <w:r>
-              <w:t>Support Selling</w:t>
-            </w:r>
-          </w:p>
-        </w:tc>
-        <w:tc>
-          <w:tcPr>
-            <w:tcW w:type="dxa" w:w="3650"/>
-          </w:tcPr>
-          <w:p>
-            <w:r/>
-            <w:r>
-              <w:t>Administer and manage the operation of the various sales channels and to ensure that there is capability (for example, information, materials, systems and resources) to support the Selling processes.</w:t>
-            </w:r>
-          </w:p>
-        </w:tc>
-      </w:tr>
-      <w:tr>
-        <w:tc>
-          <w:tcPr>
-            <w:tcW w:type="dxa" w:w="1498"/>
-          </w:tcPr>
-          <w:p>
-            <w:r/>
-            <w:r>
-              <w:t>1.1.7.5</w:t>
-            </w:r>
-          </w:p>
-        </w:tc>
-        <w:tc>
-          <w:tcPr>
-            <w:tcW w:type="dxa" w:w="1123"/>
-          </w:tcPr>
-          <w:p>
-            <w:r/>
-            <w:r>
-              <w:t>L3</w:t>
-            </w:r>
-          </w:p>
-        </w:tc>
-        <w:tc>
-          <w:tcPr>
-            <w:tcW w:type="dxa" w:w="3089"/>
-          </w:tcPr>
-          <w:p>
-            <w:r/>
-            <w:r>
-              <w:t>Manage Sales Accounts</w:t>
-            </w:r>
-          </w:p>
-        </w:tc>
-        <w:tc>
-          <w:tcPr>
-            <w:tcW w:type="dxa" w:w="3650"/>
-          </w:tcPr>
-          <w:p>
-            <w:r/>
-            <w:r>
-              <w:t>Manage the sales accounts assigned to the sales channel on a day-day basis.</w:t>
-            </w:r>
-          </w:p>
-        </w:tc>
-      </w:tr>
-    </w:tbl>
-    <w:p/>
-    <w:p>
-      <w:pPr>
-        <w:pStyle w:val="Heading2"/>
-      </w:pPr>
-      <w:r>
-        <w:t>SID ABEs</w:t>
-      </w:r>
-    </w:p>
-    <w:p>
-      <w:r>
-        <w:t>SID ABEs this ODA Component is responsible for:</w:t>
-      </w:r>
-    </w:p>
-    <w:tbl>
-      <w:tblPr>
-        <w:tblStyle w:val="ScrollTableNormal"/>
-        <w:tblW w:type="auto" w:w="0"/>
-        <w:tblLayout w:type="autofit"/>
-        <w:tblLook w:val="04A0" w:firstRow="1" w:lastRow="0" w:firstColumn="0" w:lastColumn="0" w:noHBand="0" w:noVBand="1"/>
-        <w:tblBorders>
-          <w:top w:val="single" w:sz="4" w:space="0" w:color="999999"/>
-          <w:left w:val="single" w:sz="4" w:space="0" w:color="999999"/>
-          <w:bottom w:val="single" w:sz="4" w:space="0" w:color="999999"/>
-          <w:right w:val="single" w:sz="4" w:space="0" w:color="999999"/>
-          <w:insideH w:val="single" w:sz="4" w:space="0" w:color="999999"/>
-          <w:insideV w:val="single" w:sz="4" w:space="0" w:color="999999"/>
-        </w:tblBorders>
-      </w:tblPr>
-      <w:tblGrid>
-        <w:gridCol w:w="2124"/>
-        <w:gridCol w:w="2124"/>
-        <w:gridCol w:w="2124"/>
-        <w:gridCol w:w="2124"/>
-      </w:tblGrid>
-      <w:tr>
-        <w:trPr>
-          <w:tblHeader/>
-        </w:trPr>
-        <w:tc>
-          <w:tcPr>
-            <w:tcW w:type="dxa" w:w="1966"/>
-          </w:tcPr>
-          <w:p>
-            <w:r/>
-            <w:r>
-              <w:rPr>
-                <w:b/>
-              </w:rPr>
-              <w:t>SID ABE Level 1</w:t>
-            </w:r>
-          </w:p>
-        </w:tc>
-        <w:tc>
-          <w:tcPr>
-            <w:tcW w:type="dxa" w:w="2153"/>
-          </w:tcPr>
-          <w:p>
-            <w:r/>
-            <w:r>
-              <w:rPr>
-                <w:b/>
-              </w:rPr>
-              <w:t>SID ABE Level 2 (or set of BEs)</w:t>
-            </w:r>
-          </w:p>
-        </w:tc>
-        <w:tc>
-          <w:tcPr>
-            <w:tcW w:type="dxa" w:w="2621"/>
-          </w:tcPr>
-          <w:p>
-            <w:r/>
-            <w:r>
-              <w:rPr>
-                <w:b/>
-              </w:rPr>
-              <w:t>SID ABE L1 Definition</w:t>
-            </w:r>
-          </w:p>
-        </w:tc>
-        <w:tc>
-          <w:tcPr>
-            <w:tcW w:type="dxa" w:w="2621"/>
-          </w:tcPr>
-          <w:p>
-            <w:r/>
-            <w:r>
-              <w:rPr>
-                <w:b/>
-              </w:rPr>
-              <w:t>SID ABE L2 Definition</w:t>
-            </w:r>
-          </w:p>
-        </w:tc>
-      </w:tr>
-      <w:tr>
-        <w:tc>
-          <w:tcPr>
-            <w:tcW w:type="dxa" w:w="1966"/>
-          </w:tcPr>
-          <w:p>
-            <w:r/>
-            <w:r>
-              <w:t>Sales Lead and Opportunity</w:t>
-            </w:r>
-          </w:p>
-        </w:tc>
-        <w:tc>
-          <w:tcPr>
-            <w:tcW w:type="dxa" w:w="2153"/>
-          </w:tcPr>
-          <w:p>
-            <w:r/>
-            <w:r>
-              <w:t>Sales Lead</w:t>
-            </w:r>
-          </w:p>
-        </w:tc>
-        <w:tc>
-          <w:tcPr>
-            <w:tcW w:type="dxa" w:w="2621"/>
-          </w:tcPr>
-          <w:p>
-            <w:r/>
-            <w:r>
-              <w:t>Sales Lead and Opportunity ABE provides the ability to track sales leads through their life cycle up until the time the prospect become customers, including proposals made to potential customers, and the amount of potential revenue the leads represent in the form of a sales pipeline.</w:t>
-            </w:r>
-          </w:p>
-        </w:tc>
-        <w:tc>
-          <w:tcPr>
-            <w:tcW w:type="dxa" w:w="2621"/>
-          </w:tcPr>
-          <w:p>
-            <w:r/>
-            <w:r>
-              <w:t>Sales Lead ABE provides the ability to track sales leads through their lifecycle up until the time the prospect becomes a customer.</w:t>
-            </w:r>
-          </w:p>
-        </w:tc>
-      </w:tr>
-      <w:tr>
-        <w:tc>
-          <w:tcPr>
-            <w:tcW w:type="dxa" w:w="1966"/>
-          </w:tcPr>
-          <w:p>
-            <w:r/>
-            <w:r>
-              <w:t>Sales Lead and Opportunity</w:t>
-            </w:r>
-          </w:p>
-        </w:tc>
-        <w:tc>
-          <w:tcPr>
-            <w:tcW w:type="dxa" w:w="2153"/>
-          </w:tcPr>
-          <w:p>
-            <w:r/>
-            <w:r>
-              <w:t>Sales Opportunity</w:t>
-            </w:r>
-          </w:p>
-        </w:tc>
-        <w:tc>
-          <w:tcPr>
-            <w:tcW w:type="dxa" w:w="2621"/>
-          </w:tcPr>
-          <w:p>
-            <w:r/>
-            <w:r>
-              <w:t>Sales Lead and Opportunity ABE provides the ability to track sales leads through their life cycle up until the time the prospect become customers, including proposals made to potential customers, and the amount of potential revenue the leads represent in the form of a sales pipeline.</w:t>
-            </w:r>
-          </w:p>
-        </w:tc>
-        <w:tc>
-          <w:tcPr>
-            <w:tcW w:type="dxa" w:w="2621"/>
-          </w:tcPr>
-          <w:p>
-            <w:r/>
-            <w:r>
-              <w:t>Sales Opportunity ABE provides the ability to track pending deals and the amount of potential revenue the leads represent in the form of a sales pipeline including proposals made to potential customers.</w:t>
-            </w:r>
-          </w:p>
-        </w:tc>
-      </w:tr>
-    </w:tbl>
-    <w:p/>
     <w:p>
       <w:pPr>
         <w:pStyle w:val="Heading2"/>
@@ -1013,6 +267,752 @@
         <w:pStyle w:val="Heading2"/>
       </w:pPr>
       <w:r>
+        <w:t>eTOM business activities</w:t>
+      </w:r>
+    </w:p>
+    <w:p>
+      <w:r>
+        <w:t>eTOM business activities this ODA Component is responsible for:</w:t>
+      </w:r>
+    </w:p>
+    <w:tbl>
+      <w:tblPr>
+        <w:tblStyle w:val="ScrollTableNormal"/>
+        <w:tblW w:type="auto" w:w="0"/>
+        <w:tblLayout w:type="autofit"/>
+        <w:tblLook w:val="04A0" w:firstRow="1" w:lastRow="0" w:firstColumn="0" w:lastColumn="0" w:noHBand="0" w:noVBand="1"/>
+        <w:tblBorders>
+          <w:top w:val="single" w:sz="4" w:space="0" w:color="999999"/>
+          <w:left w:val="single" w:sz="4" w:space="0" w:color="999999"/>
+          <w:bottom w:val="single" w:sz="4" w:space="0" w:color="999999"/>
+          <w:right w:val="single" w:sz="4" w:space="0" w:color="999999"/>
+          <w:insideH w:val="single" w:sz="4" w:space="0" w:color="999999"/>
+          <w:insideV w:val="single" w:sz="4" w:space="0" w:color="999999"/>
+        </w:tblBorders>
+      </w:tblPr>
+      <w:tblGrid>
+        <w:gridCol w:w="2124"/>
+        <w:gridCol w:w="2124"/>
+        <w:gridCol w:w="2124"/>
+        <w:gridCol w:w="2124"/>
+      </w:tblGrid>
+      <w:tr>
+        <w:trPr>
+          <w:tblHeader/>
+        </w:trPr>
+        <w:tc>
+          <w:tcPr>
+            <w:tcW w:type="dxa" w:w="1498"/>
+          </w:tcPr>
+          <w:p>
+            <w:r/>
+            <w:r>
+              <w:rPr>
+                <w:b/>
+              </w:rPr>
+              <w:t>Identifier</w:t>
+            </w:r>
+          </w:p>
+        </w:tc>
+        <w:tc>
+          <w:tcPr>
+            <w:tcW w:type="dxa" w:w="1123"/>
+          </w:tcPr>
+          <w:p>
+            <w:r/>
+            <w:r>
+              <w:rPr>
+                <w:b/>
+              </w:rPr>
+              <w:t>Level</w:t>
+            </w:r>
+          </w:p>
+        </w:tc>
+        <w:tc>
+          <w:tcPr>
+            <w:tcW w:type="dxa" w:w="3089"/>
+          </w:tcPr>
+          <w:p>
+            <w:r/>
+            <w:r>
+              <w:rPr>
+                <w:b/>
+              </w:rPr>
+              <w:t>Business Activity Name</w:t>
+            </w:r>
+          </w:p>
+        </w:tc>
+        <w:tc>
+          <w:tcPr>
+            <w:tcW w:type="dxa" w:w="3650"/>
+          </w:tcPr>
+          <w:p>
+            <w:r/>
+            <w:r>
+              <w:rPr>
+                <w:b/>
+              </w:rPr>
+              <w:t>Description</w:t>
+            </w:r>
+          </w:p>
+        </w:tc>
+      </w:tr>
+      <w:tr>
+        <w:tc>
+          <w:tcPr>
+            <w:tcW w:type="dxa" w:w="1498"/>
+          </w:tcPr>
+          <w:p>
+            <w:r/>
+            <w:r>
+              <w:t>1.1.11</w:t>
+            </w:r>
+          </w:p>
+        </w:tc>
+        <w:tc>
+          <w:tcPr>
+            <w:tcW w:type="dxa" w:w="1123"/>
+          </w:tcPr>
+          <w:p>
+            <w:r/>
+            <w:r>
+              <w:t>L2</w:t>
+            </w:r>
+          </w:p>
+        </w:tc>
+        <w:tc>
+          <w:tcPr>
+            <w:tcW w:type="dxa" w:w="3089"/>
+          </w:tcPr>
+          <w:p>
+            <w:r/>
+            <w:r>
+              <w:t>Contact/Lead/Prospect Management</w:t>
+            </w:r>
+          </w:p>
+        </w:tc>
+        <w:tc>
+          <w:tcPr>
+            <w:tcW w:type="dxa" w:w="3650"/>
+          </w:tcPr>
+          <w:p>
+            <w:r/>
+            <w:r>
+              <w:t>Develop the appropriate relationships with contacts, leads, and prospects with the intent to convert them to consumers, such as customers, or providers, such as partners, of an enterprise's offerings.</w:t>
+            </w:r>
+          </w:p>
+        </w:tc>
+      </w:tr>
+      <w:tr>
+        <w:tc>
+          <w:tcPr>
+            <w:tcW w:type="dxa" w:w="1498"/>
+          </w:tcPr>
+          <w:p>
+            <w:r/>
+            <w:r>
+              <w:t>1.1.11.1</w:t>
+            </w:r>
+          </w:p>
+        </w:tc>
+        <w:tc>
+          <w:tcPr>
+            <w:tcW w:type="dxa" w:w="1123"/>
+          </w:tcPr>
+          <w:p>
+            <w:r/>
+            <w:r>
+              <w:t>L3</w:t>
+            </w:r>
+          </w:p>
+        </w:tc>
+        <w:tc>
+          <w:tcPr>
+            <w:tcW w:type="dxa" w:w="3089"/>
+          </w:tcPr>
+          <w:p>
+            <w:r/>
+            <w:r>
+              <w:t>Manage Sales Contact</w:t>
+            </w:r>
+          </w:p>
+        </w:tc>
+        <w:tc>
+          <w:tcPr>
+            <w:tcW w:type="dxa" w:w="3650"/>
+          </w:tcPr>
+          <w:p>
+            <w:r/>
+            <w:r>
+              <w:t>Manage all sales contacts between potential or existing parties and the enterprise.</w:t>
+            </w:r>
+          </w:p>
+        </w:tc>
+      </w:tr>
+      <w:tr>
+        <w:tc>
+          <w:tcPr>
+            <w:tcW w:type="dxa" w:w="1498"/>
+          </w:tcPr>
+          <w:p>
+            <w:r/>
+            <w:r>
+              <w:t>1.1.11.2</w:t>
+            </w:r>
+          </w:p>
+        </w:tc>
+        <w:tc>
+          <w:tcPr>
+            <w:tcW w:type="dxa" w:w="1123"/>
+          </w:tcPr>
+          <w:p>
+            <w:r/>
+            <w:r>
+              <w:t>L3</w:t>
+            </w:r>
+          </w:p>
+        </w:tc>
+        <w:tc>
+          <w:tcPr>
+            <w:tcW w:type="dxa" w:w="3089"/>
+          </w:tcPr>
+          <w:p>
+            <w:r/>
+            <w:r>
+              <w:t>Manage Sales Lead</w:t>
+            </w:r>
+          </w:p>
+        </w:tc>
+        <w:tc>
+          <w:tcPr>
+            <w:tcW w:type="dxa" w:w="3650"/>
+          </w:tcPr>
+          <w:p>
+            <w:r/>
+            <w:r>
+              <w:t>Collect and administer a sales lead and the associated probabilities of the lead becoming a prospect.</w:t>
+            </w:r>
+          </w:p>
+        </w:tc>
+      </w:tr>
+      <w:tr>
+        <w:tc>
+          <w:tcPr>
+            <w:tcW w:type="dxa" w:w="1498"/>
+          </w:tcPr>
+          <w:p>
+            <w:r/>
+            <w:r>
+              <w:t>1.1.11.3</w:t>
+            </w:r>
+          </w:p>
+        </w:tc>
+        <w:tc>
+          <w:tcPr>
+            <w:tcW w:type="dxa" w:w="1123"/>
+          </w:tcPr>
+          <w:p>
+            <w:r/>
+            <w:r>
+              <w:t>L3</w:t>
+            </w:r>
+          </w:p>
+        </w:tc>
+        <w:tc>
+          <w:tcPr>
+            <w:tcW w:type="dxa" w:w="3089"/>
+          </w:tcPr>
+          <w:p>
+            <w:r/>
+            <w:r>
+              <w:t>Manage Sales Prospect</w:t>
+            </w:r>
+          </w:p>
+        </w:tc>
+        <w:tc>
+          <w:tcPr>
+            <w:tcW w:type="dxa" w:w="3650"/>
+          </w:tcPr>
+          <w:p>
+            <w:r/>
+            <w:r>
+              <w:t>Match a sales prospect with the most appropriate products and ensure that a prospect is handled appropriately.</w:t>
+            </w:r>
+          </w:p>
+        </w:tc>
+      </w:tr>
+      <w:tr>
+        <w:tc>
+          <w:tcPr>
+            <w:tcW w:type="dxa" w:w="1498"/>
+          </w:tcPr>
+          <w:p>
+            <w:r/>
+            <w:r>
+              <w:t>1.1.9</w:t>
+            </w:r>
+          </w:p>
+        </w:tc>
+        <w:tc>
+          <w:tcPr>
+            <w:tcW w:type="dxa" w:w="1123"/>
+          </w:tcPr>
+          <w:p>
+            <w:r/>
+            <w:r>
+              <w:t>L2</w:t>
+            </w:r>
+          </w:p>
+        </w:tc>
+        <w:tc>
+          <w:tcPr>
+            <w:tcW w:type="dxa" w:w="3089"/>
+          </w:tcPr>
+          <w:p>
+            <w:r/>
+            <w:r>
+              <w:t>Selling</w:t>
+            </w:r>
+          </w:p>
+        </w:tc>
+        <w:tc>
+          <w:tcPr>
+            <w:tcW w:type="dxa" w:w="3650"/>
+          </w:tcPr>
+          <w:p>
+            <w:r/>
+            <w:r>
+              <w:t>Responsible for managing prospective customers, for qualifying and educating customers, and matching customer expectations / Managing prospective parties with whom an enterprise may do business, such as potential existing or new customers and partners, for qualifying and educating them, and ensuring their expectations are met.</w:t>
+            </w:r>
+          </w:p>
+        </w:tc>
+      </w:tr>
+      <w:tr>
+        <w:tc>
+          <w:tcPr>
+            <w:tcW w:type="dxa" w:w="1498"/>
+          </w:tcPr>
+          <w:p>
+            <w:r/>
+            <w:r>
+              <w:t>1.1.9.1</w:t>
+            </w:r>
+          </w:p>
+        </w:tc>
+        <w:tc>
+          <w:tcPr>
+            <w:tcW w:type="dxa" w:w="1123"/>
+          </w:tcPr>
+          <w:p>
+            <w:r/>
+            <w:r>
+              <w:t>L3</w:t>
+            </w:r>
+          </w:p>
+        </w:tc>
+        <w:tc>
+          <w:tcPr>
+            <w:tcW w:type="dxa" w:w="3089"/>
+          </w:tcPr>
+          <w:p>
+            <w:r/>
+            <w:r>
+              <w:t>Qualify Selling Opportunity</w:t>
+            </w:r>
+          </w:p>
+        </w:tc>
+        <w:tc>
+          <w:tcPr>
+            <w:tcW w:type="dxa" w:w="3650"/>
+          </w:tcPr>
+          <w:p>
+            <w:r/>
+            <w:r>
+              <w:t>Ensure that a sales prospect is qualified in terms of any associated risk and the amount of effort required to achieve a sale.</w:t>
+            </w:r>
+          </w:p>
+        </w:tc>
+      </w:tr>
+      <w:tr>
+        <w:tc>
+          <w:tcPr>
+            <w:tcW w:type="dxa" w:w="1498"/>
+          </w:tcPr>
+          <w:p>
+            <w:r/>
+            <w:r>
+              <w:t>1.1.9.3</w:t>
+            </w:r>
+          </w:p>
+        </w:tc>
+        <w:tc>
+          <w:tcPr>
+            <w:tcW w:type="dxa" w:w="1123"/>
+          </w:tcPr>
+          <w:p>
+            <w:r/>
+            <w:r>
+              <w:t>L3</w:t>
+            </w:r>
+          </w:p>
+        </w:tc>
+        <w:tc>
+          <w:tcPr>
+            <w:tcW w:type="dxa" w:w="3089"/>
+          </w:tcPr>
+          <w:p>
+            <w:r/>
+            <w:r>
+              <w:t>Acquire Sales Prospect Data</w:t>
+            </w:r>
+          </w:p>
+        </w:tc>
+        <w:tc>
+          <w:tcPr>
+            <w:tcW w:type="dxa" w:w="3650"/>
+          </w:tcPr>
+          <w:p>
+            <w:r/>
+            <w:r>
+              <w:t>Capture and record all pertinent sales prospect data required for qualifying an opportunity and for the initiation, realization and deployment of the agreed sales proposal.</w:t>
+            </w:r>
+          </w:p>
+        </w:tc>
+      </w:tr>
+      <w:tr>
+        <w:tc>
+          <w:tcPr>
+            <w:tcW w:type="dxa" w:w="1498"/>
+          </w:tcPr>
+          <w:p>
+            <w:r/>
+            <w:r>
+              <w:t>1.1.7</w:t>
+            </w:r>
+          </w:p>
+        </w:tc>
+        <w:tc>
+          <w:tcPr>
+            <w:tcW w:type="dxa" w:w="1123"/>
+          </w:tcPr>
+          <w:p>
+            <w:r/>
+            <w:r>
+              <w:t>L2</w:t>
+            </w:r>
+          </w:p>
+        </w:tc>
+        <w:tc>
+          <w:tcPr>
+            <w:tcW w:type="dxa" w:w="3089"/>
+          </w:tcPr>
+          <w:p>
+            <w:r/>
+            <w:r>
+              <w:t>Market Sales Support &amp; Readiness</w:t>
+            </w:r>
+          </w:p>
+        </w:tc>
+        <w:tc>
+          <w:tcPr>
+            <w:tcW w:type="dxa" w:w="3650"/>
+          </w:tcPr>
+          <w:p>
+            <w:r/>
+            <w:r>
+              <w:t>Market Sales Support &amp; Readiness processes ensure the support capability is in place to allow the CRM Fulfillment, Assurance and Billing processes to operate effectively.</w:t>
+            </w:r>
+          </w:p>
+        </w:tc>
+      </w:tr>
+      <w:tr>
+        <w:tc>
+          <w:tcPr>
+            <w:tcW w:type="dxa" w:w="1498"/>
+          </w:tcPr>
+          <w:p>
+            <w:r/>
+            <w:r>
+              <w:t>1.1.7.2</w:t>
+            </w:r>
+          </w:p>
+        </w:tc>
+        <w:tc>
+          <w:tcPr>
+            <w:tcW w:type="dxa" w:w="1123"/>
+          </w:tcPr>
+          <w:p>
+            <w:r/>
+            <w:r>
+              <w:t>L3</w:t>
+            </w:r>
+          </w:p>
+        </w:tc>
+        <w:tc>
+          <w:tcPr>
+            <w:tcW w:type="dxa" w:w="3089"/>
+          </w:tcPr>
+          <w:p>
+            <w:r/>
+            <w:r>
+              <w:t>Support Selling</w:t>
+            </w:r>
+          </w:p>
+        </w:tc>
+        <w:tc>
+          <w:tcPr>
+            <w:tcW w:type="dxa" w:w="3650"/>
+          </w:tcPr>
+          <w:p>
+            <w:r/>
+            <w:r>
+              <w:t>Administer and manage the operation of the various sales channels and to ensure that there is capability (for example, information, materials, systems and resources) to support the Selling processes.</w:t>
+            </w:r>
+          </w:p>
+        </w:tc>
+      </w:tr>
+      <w:tr>
+        <w:tc>
+          <w:tcPr>
+            <w:tcW w:type="dxa" w:w="1498"/>
+          </w:tcPr>
+          <w:p>
+            <w:r/>
+            <w:r>
+              <w:t>1.1.7.5</w:t>
+            </w:r>
+          </w:p>
+        </w:tc>
+        <w:tc>
+          <w:tcPr>
+            <w:tcW w:type="dxa" w:w="1123"/>
+          </w:tcPr>
+          <w:p>
+            <w:r/>
+            <w:r>
+              <w:t>L3</w:t>
+            </w:r>
+          </w:p>
+        </w:tc>
+        <w:tc>
+          <w:tcPr>
+            <w:tcW w:type="dxa" w:w="3089"/>
+          </w:tcPr>
+          <w:p>
+            <w:r/>
+            <w:r>
+              <w:t>Manage Sales Accounts</w:t>
+            </w:r>
+          </w:p>
+        </w:tc>
+        <w:tc>
+          <w:tcPr>
+            <w:tcW w:type="dxa" w:w="3650"/>
+          </w:tcPr>
+          <w:p>
+            <w:r/>
+            <w:r>
+              <w:t>Manage the sales accounts assigned to the sales channel on a day-day basis.</w:t>
+            </w:r>
+          </w:p>
+        </w:tc>
+      </w:tr>
+    </w:tbl>
+    <w:p/>
+    <w:p>
+      <w:pPr>
+        <w:pStyle w:val="Heading2"/>
+      </w:pPr>
+      <w:r>
+        <w:t>SID ABEs</w:t>
+      </w:r>
+    </w:p>
+    <w:p>
+      <w:r>
+        <w:t>SID ABEs this ODA Component is responsible for:</w:t>
+      </w:r>
+    </w:p>
+    <w:tbl>
+      <w:tblPr>
+        <w:tblStyle w:val="ScrollTableNormal"/>
+        <w:tblW w:type="auto" w:w="0"/>
+        <w:tblLayout w:type="autofit"/>
+        <w:tblLook w:val="04A0" w:firstRow="1" w:lastRow="0" w:firstColumn="0" w:lastColumn="0" w:noHBand="0" w:noVBand="1"/>
+        <w:tblBorders>
+          <w:top w:val="single" w:sz="4" w:space="0" w:color="999999"/>
+          <w:left w:val="single" w:sz="4" w:space="0" w:color="999999"/>
+          <w:bottom w:val="single" w:sz="4" w:space="0" w:color="999999"/>
+          <w:right w:val="single" w:sz="4" w:space="0" w:color="999999"/>
+          <w:insideH w:val="single" w:sz="4" w:space="0" w:color="999999"/>
+          <w:insideV w:val="single" w:sz="4" w:space="0" w:color="999999"/>
+        </w:tblBorders>
+      </w:tblPr>
+      <w:tblGrid>
+        <w:gridCol w:w="2124"/>
+        <w:gridCol w:w="2124"/>
+        <w:gridCol w:w="2124"/>
+        <w:gridCol w:w="2124"/>
+      </w:tblGrid>
+      <w:tr>
+        <w:trPr>
+          <w:tblHeader/>
+        </w:trPr>
+        <w:tc>
+          <w:tcPr>
+            <w:tcW w:type="dxa" w:w="1966"/>
+          </w:tcPr>
+          <w:p>
+            <w:r/>
+            <w:r>
+              <w:rPr>
+                <w:b/>
+              </w:rPr>
+              <w:t>SID ABE L1</w:t>
+            </w:r>
+          </w:p>
+        </w:tc>
+        <w:tc>
+          <w:tcPr>
+            <w:tcW w:type="dxa" w:w="2714"/>
+          </w:tcPr>
+          <w:p>
+            <w:r/>
+            <w:r>
+              <w:rPr>
+                <w:b/>
+              </w:rPr>
+              <w:t>SID ABE L1 Definition</w:t>
+            </w:r>
+          </w:p>
+        </w:tc>
+        <w:tc>
+          <w:tcPr>
+            <w:tcW w:type="dxa" w:w="1966"/>
+          </w:tcPr>
+          <w:p>
+            <w:r/>
+            <w:r>
+              <w:rPr>
+                <w:b/>
+              </w:rPr>
+              <w:t>SID ABE L2 (or set of BEs)</w:t>
+            </w:r>
+          </w:p>
+        </w:tc>
+        <w:tc>
+          <w:tcPr>
+            <w:tcW w:type="dxa" w:w="2714"/>
+          </w:tcPr>
+          <w:p>
+            <w:r/>
+            <w:r>
+              <w:rPr>
+                <w:b/>
+              </w:rPr>
+              <w:t>SID ABE L2 Definition</w:t>
+            </w:r>
+          </w:p>
+        </w:tc>
+      </w:tr>
+      <w:tr>
+        <w:tc>
+          <w:tcPr>
+            <w:tcW w:type="dxa" w:w="1966"/>
+          </w:tcPr>
+          <w:p>
+            <w:r/>
+            <w:r>
+              <w:t>Sales Lead and Opportunity</w:t>
+            </w:r>
+          </w:p>
+        </w:tc>
+        <w:tc>
+          <w:tcPr>
+            <w:tcW w:type="dxa" w:w="2714"/>
+          </w:tcPr>
+          <w:p>
+            <w:r/>
+            <w:r>
+              <w:t>Sales Lead and Opportunity ABE provides the ability to track sales leads through their life cycle up until the time the prospect become customers, including proposals made to potential customers, and the amount of potential revenue the leads represent in the form of a sales pipeline.</w:t>
+            </w:r>
+          </w:p>
+        </w:tc>
+        <w:tc>
+          <w:tcPr>
+            <w:tcW w:type="dxa" w:w="1966"/>
+          </w:tcPr>
+          <w:p>
+            <w:r/>
+            <w:r>
+              <w:t>Sales Lead</w:t>
+            </w:r>
+          </w:p>
+        </w:tc>
+        <w:tc>
+          <w:tcPr>
+            <w:tcW w:type="dxa" w:w="2714"/>
+          </w:tcPr>
+          <w:p>
+            <w:r/>
+            <w:r>
+              <w:t>Sales Lead ABE provides the ability to track sales leads through their lifecycle up until the time the prospect becomes a customer.</w:t>
+            </w:r>
+          </w:p>
+        </w:tc>
+      </w:tr>
+      <w:tr>
+        <w:tc>
+          <w:tcPr>
+            <w:tcW w:type="dxa" w:w="1966"/>
+          </w:tcPr>
+          <w:p>
+            <w:r/>
+            <w:r>
+              <w:t>Sales Lead and Opportunity</w:t>
+            </w:r>
+          </w:p>
+        </w:tc>
+        <w:tc>
+          <w:tcPr>
+            <w:tcW w:type="dxa" w:w="2714"/>
+          </w:tcPr>
+          <w:p>
+            <w:r/>
+            <w:r>
+              <w:t>Sales Lead and Opportunity ABE provides the ability to track sales leads through their life cycle up until the time the prospect become customers, including proposals made to potential customers, and the amount of potential revenue the leads represent in the form of a sales pipeline.</w:t>
+            </w:r>
+          </w:p>
+        </w:tc>
+        <w:tc>
+          <w:tcPr>
+            <w:tcW w:type="dxa" w:w="1966"/>
+          </w:tcPr>
+          <w:p>
+            <w:r/>
+            <w:r>
+              <w:t>Sales Opportunity</w:t>
+            </w:r>
+          </w:p>
+        </w:tc>
+        <w:tc>
+          <w:tcPr>
+            <w:tcW w:type="dxa" w:w="2714"/>
+          </w:tcPr>
+          <w:p>
+            <w:r/>
+            <w:r>
+              <w:t>Sales Opportunity ABE provides the ability to track pending deals and the amount of potential revenue the leads represent in the form of a sales pipeline including proposals made to potential customers.</w:t>
+            </w:r>
+          </w:p>
+        </w:tc>
+      </w:tr>
+    </w:tbl>
+    <w:p/>
+    <w:p>
+      <w:pPr>
+        <w:pStyle w:val="Heading2"/>
+      </w:pPr>
+      <w:r>
         <w:t>Functional Framework Functions</w:t>
       </w:r>
     </w:p>
@@ -1072,6 +1072,34 @@
         </w:tc>
         <w:tc>
           <w:tcPr>
+            <w:tcW w:type="dxa" w:w="1872"/>
+          </w:tcPr>
+          <w:p>
+            <w:r/>
+            <w:r>
+              <w:rPr>
+                <w:b/>
+              </w:rPr>
+              <w:t>Aggregate Function Level 1</w:t>
+            </w:r>
+          </w:p>
+        </w:tc>
+        <w:tc>
+          <w:tcPr>
+            <w:tcW w:type="dxa" w:w="1872"/>
+          </w:tcPr>
+          <w:p>
+            <w:r/>
+            <w:r>
+              <w:rPr>
+                <w:b/>
+              </w:rPr>
+              <w:t>Aggregate Function Level 2</w:t>
+            </w:r>
+          </w:p>
+        </w:tc>
+        <w:tc>
+          <w:tcPr>
             <w:tcW w:type="dxa" w:w="2434"/>
           </w:tcPr>
           <w:p>
@@ -1084,34 +1112,6 @@
             </w:r>
           </w:p>
         </w:tc>
-        <w:tc>
-          <w:tcPr>
-            <w:tcW w:type="dxa" w:w="1872"/>
-          </w:tcPr>
-          <w:p>
-            <w:r/>
-            <w:r>
-              <w:rPr>
-                <w:b/>
-              </w:rPr>
-              <w:t>Aggregate Function Level 1</w:t>
-            </w:r>
-          </w:p>
-        </w:tc>
-        <w:tc>
-          <w:tcPr>
-            <w:tcW w:type="dxa" w:w="1872"/>
-          </w:tcPr>
-          <w:p>
-            <w:r/>
-            <w:r>
-              <w:rPr>
-                <w:b/>
-              </w:rPr>
-              <w:t>Aggregate Function Level 2</w:t>
-            </w:r>
-          </w:p>
-        </w:tc>
       </w:tr>
       <w:tr>
         <w:tc>
@@ -1138,34 +1138,34 @@
         </w:tc>
         <w:tc>
           <w:tcPr>
+            <w:tcW w:type="dxa" w:w="1872"/>
+          </w:tcPr>
+          <w:p>
+            <w:r/>
+            <w:r>
+              <w:t>Sales Management</w:t>
+            </w:r>
+          </w:p>
+        </w:tc>
+        <w:tc>
+          <w:tcPr>
+            <w:tcW w:type="dxa" w:w="1872"/>
+          </w:tcPr>
+          <w:p>
+            <w:r/>
+            <w:r>
+              <w:t>Opportunity Management</w:t>
+            </w:r>
+          </w:p>
+        </w:tc>
+        <w:tc>
+          <w:tcPr>
             <w:tcW w:type="dxa" w:w="2434"/>
           </w:tcPr>
           <w:p>
             <w:r/>
             <w:r>
               <w:t>Sales Aids Support provides job aids functions to access active aids like template or wizard types of context-aware scripting to e.g. aid lead qualification as an example.</w:t>
-            </w:r>
-          </w:p>
-        </w:tc>
-        <w:tc>
-          <w:tcPr>
-            <w:tcW w:type="dxa" w:w="1872"/>
-          </w:tcPr>
-          <w:p>
-            <w:r/>
-            <w:r>
-              <w:t>Sales Management</w:t>
-            </w:r>
-          </w:p>
-        </w:tc>
-        <w:tc>
-          <w:tcPr>
-            <w:tcW w:type="dxa" w:w="1872"/>
-          </w:tcPr>
-          <w:p>
-            <w:r/>
-            <w:r>
-              <w:t>Opportunity Management</w:t>
             </w:r>
           </w:p>
         </w:tc>
@@ -1195,34 +1195,34 @@
         </w:tc>
         <w:tc>
           <w:tcPr>
+            <w:tcW w:type="dxa" w:w="1872"/>
+          </w:tcPr>
+          <w:p>
+            <w:r/>
+            <w:r>
+              <w:t>Sales Management</w:t>
+            </w:r>
+          </w:p>
+        </w:tc>
+        <w:tc>
+          <w:tcPr>
+            <w:tcW w:type="dxa" w:w="1872"/>
+          </w:tcPr>
+          <w:p>
+            <w:r/>
+            <w:r>
+              <w:t>Opportunity Management</w:t>
+            </w:r>
+          </w:p>
+        </w:tc>
+        <w:tc>
+          <w:tcPr>
             <w:tcW w:type="dxa" w:w="2434"/>
           </w:tcPr>
           <w:p>
             <w:r/>
             <w:r>
               <w:t>Sales Opportunity Management creates, manages and develop sales opportunities for customers.</w:t>
-            </w:r>
-          </w:p>
-        </w:tc>
-        <w:tc>
-          <w:tcPr>
-            <w:tcW w:type="dxa" w:w="1872"/>
-          </w:tcPr>
-          <w:p>
-            <w:r/>
-            <w:r>
-              <w:t>Sales Management</w:t>
-            </w:r>
-          </w:p>
-        </w:tc>
-        <w:tc>
-          <w:tcPr>
-            <w:tcW w:type="dxa" w:w="1872"/>
-          </w:tcPr>
-          <w:p>
-            <w:r/>
-            <w:r>
-              <w:t>Opportunity Management</w:t>
             </w:r>
           </w:p>
         </w:tc>
@@ -1252,34 +1252,34 @@
         </w:tc>
         <w:tc>
           <w:tcPr>
+            <w:tcW w:type="dxa" w:w="1872"/>
+          </w:tcPr>
+          <w:p>
+            <w:r/>
+            <w:r>
+              <w:t>Presales Management</w:t>
+            </w:r>
+          </w:p>
+        </w:tc>
+        <w:tc>
+          <w:tcPr>
+            <w:tcW w:type="dxa" w:w="1872"/>
+          </w:tcPr>
+          <w:p>
+            <w:r/>
+            <w:r>
+              <w:t>Sales Lead Management</w:t>
+            </w:r>
+          </w:p>
+        </w:tc>
+        <w:tc>
+          <w:tcPr>
             <w:tcW w:type="dxa" w:w="2434"/>
           </w:tcPr>
           <w:p>
             <w:r/>
             <w:r>
               <w:t>Funnel Assigning provides the necessary functionality to assign sales personnel to leads within a given funnel/pipeline.</w:t>
-            </w:r>
-          </w:p>
-        </w:tc>
-        <w:tc>
-          <w:tcPr>
-            <w:tcW w:type="dxa" w:w="1872"/>
-          </w:tcPr>
-          <w:p>
-            <w:r/>
-            <w:r>
-              <w:t>Presales Management</w:t>
-            </w:r>
-          </w:p>
-        </w:tc>
-        <w:tc>
-          <w:tcPr>
-            <w:tcW w:type="dxa" w:w="1872"/>
-          </w:tcPr>
-          <w:p>
-            <w:r/>
-            <w:r>
-              <w:t>Sales Lead Management</w:t>
             </w:r>
           </w:p>
         </w:tc>
@@ -1309,34 +1309,34 @@
         </w:tc>
         <w:tc>
           <w:tcPr>
+            <w:tcW w:type="dxa" w:w="1872"/>
+          </w:tcPr>
+          <w:p>
+            <w:r/>
+            <w:r>
+              <w:t>Presales Management</w:t>
+            </w:r>
+          </w:p>
+        </w:tc>
+        <w:tc>
+          <w:tcPr>
+            <w:tcW w:type="dxa" w:w="1872"/>
+          </w:tcPr>
+          <w:p>
+            <w:r/>
+            <w:r>
+              <w:t>Sales Lead Management</w:t>
+            </w:r>
+          </w:p>
+        </w:tc>
+        <w:tc>
+          <w:tcPr>
             <w:tcW w:type="dxa" w:w="2434"/>
           </w:tcPr>
           <w:p>
             <w:r/>
             <w:r>
               <w:t>Funnel Creation provides the necessary functionality to create a new sales funnel or pipeline</w:t>
-            </w:r>
-          </w:p>
-        </w:tc>
-        <w:tc>
-          <w:tcPr>
-            <w:tcW w:type="dxa" w:w="1872"/>
-          </w:tcPr>
-          <w:p>
-            <w:r/>
-            <w:r>
-              <w:t>Presales Management</w:t>
-            </w:r>
-          </w:p>
-        </w:tc>
-        <w:tc>
-          <w:tcPr>
-            <w:tcW w:type="dxa" w:w="1872"/>
-          </w:tcPr>
-          <w:p>
-            <w:r/>
-            <w:r>
-              <w:t>Sales Lead Management</w:t>
             </w:r>
           </w:p>
         </w:tc>
@@ -1366,34 +1366,34 @@
         </w:tc>
         <w:tc>
           <w:tcPr>
+            <w:tcW w:type="dxa" w:w="1872"/>
+          </w:tcPr>
+          <w:p>
+            <w:r/>
+            <w:r>
+              <w:t>Presales Management</w:t>
+            </w:r>
+          </w:p>
+        </w:tc>
+        <w:tc>
+          <w:tcPr>
+            <w:tcW w:type="dxa" w:w="1872"/>
+          </w:tcPr>
+          <w:p>
+            <w:r/>
+            <w:r>
+              <w:t>Sales Lead Management</w:t>
+            </w:r>
+          </w:p>
+        </w:tc>
+        <w:tc>
+          <w:tcPr>
             <w:tcW w:type="dxa" w:w="2434"/>
           </w:tcPr>
           <w:p>
             <w:r/>
             <w:r>
               <w:t>Funnel Leads Tracking provides the necessary functionality to track and manage the funnel process of the various leads and opportunities.</w:t>
-            </w:r>
-          </w:p>
-        </w:tc>
-        <w:tc>
-          <w:tcPr>
-            <w:tcW w:type="dxa" w:w="1872"/>
-          </w:tcPr>
-          <w:p>
-            <w:r/>
-            <w:r>
-              <w:t>Presales Management</w:t>
-            </w:r>
-          </w:p>
-        </w:tc>
-        <w:tc>
-          <w:tcPr>
-            <w:tcW w:type="dxa" w:w="1872"/>
-          </w:tcPr>
-          <w:p>
-            <w:r/>
-            <w:r>
-              <w:t>Sales Lead Management</w:t>
             </w:r>
           </w:p>
         </w:tc>
@@ -1423,34 +1423,34 @@
         </w:tc>
         <w:tc>
           <w:tcPr>
+            <w:tcW w:type="dxa" w:w="1872"/>
+          </w:tcPr>
+          <w:p>
+            <w:r/>
+            <w:r>
+              <w:t>Presales Management</w:t>
+            </w:r>
+          </w:p>
+        </w:tc>
+        <w:tc>
+          <w:tcPr>
+            <w:tcW w:type="dxa" w:w="1872"/>
+          </w:tcPr>
+          <w:p>
+            <w:r/>
+            <w:r>
+              <w:t>Sales Lead Management</w:t>
+            </w:r>
+          </w:p>
+        </w:tc>
+        <w:tc>
+          <w:tcPr>
             <w:tcW w:type="dxa" w:w="2434"/>
           </w:tcPr>
           <w:p>
             <w:r/>
             <w:r>
               <w:t>Sales Lead Capturing handles the generation of leads. A lead can be generated from many sources and customer interactions including the result of a targeted marketing campaign. Potential customer information is obtained from external sources or from internally generated data.</w:t>
-            </w:r>
-          </w:p>
-        </w:tc>
-        <w:tc>
-          <w:tcPr>
-            <w:tcW w:type="dxa" w:w="1872"/>
-          </w:tcPr>
-          <w:p>
-            <w:r/>
-            <w:r>
-              <w:t>Presales Management</w:t>
-            </w:r>
-          </w:p>
-        </w:tc>
-        <w:tc>
-          <w:tcPr>
-            <w:tcW w:type="dxa" w:w="1872"/>
-          </w:tcPr>
-          <w:p>
-            <w:r/>
-            <w:r>
-              <w:t>Sales Lead Management</w:t>
             </w:r>
           </w:p>
         </w:tc>
@@ -1591,7 +1591,7 @@
         </w:tc>
         <w:tc>
           <w:tcPr>
-            <w:tcW w:type="dxa" w:w="2246"/>
+            <w:tcW w:type="dxa" w:w="1685"/>
           </w:tcPr>
           <w:p>
             <w:r/>
@@ -1605,7 +1605,7 @@
         </w:tc>
         <w:tc>
           <w:tcPr>
-            <w:tcW w:type="dxa" w:w="1872"/>
+            <w:tcW w:type="dxa" w:w="1685"/>
           </w:tcPr>
           <w:p>
             <w:r/>
@@ -1619,7 +1619,7 @@
         </w:tc>
         <w:tc>
           <w:tcPr>
-            <w:tcW w:type="dxa" w:w="1310"/>
+            <w:tcW w:type="dxa" w:w="1217"/>
           </w:tcPr>
           <w:p>
             <w:r/>
@@ -1633,7 +1633,7 @@
         </w:tc>
         <w:tc>
           <w:tcPr>
-            <w:tcW w:type="dxa" w:w="1591"/>
+            <w:tcW w:type="dxa" w:w="1498"/>
           </w:tcPr>
           <w:p>
             <w:r/>
@@ -1647,7 +1647,7 @@
         </w:tc>
         <w:tc>
           <w:tcPr>
-            <w:tcW w:type="dxa" w:w="1310"/>
+            <w:tcW w:type="dxa" w:w="2246"/>
           </w:tcPr>
           <w:p>
             <w:r/>
@@ -1674,86 +1674,56 @@
         </w:tc>
         <w:tc>
           <w:tcPr>
+            <w:tcW w:type="dxa" w:w="1685"/>
+          </w:tcPr>
+          <w:p>
+            <w:r/>
+            <w:r>
+              <w:t>Sales Management API</w:t>
+            </w:r>
+          </w:p>
+        </w:tc>
+        <w:tc>
+          <w:tcPr>
+            <w:tcW w:type="dxa" w:w="1685"/>
+          </w:tcPr>
+          <w:p>
+            <w:r/>
+            <w:r>
+              <w:t>Mandatory</w:t>
+            </w:r>
+          </w:p>
+        </w:tc>
+        <w:tc>
+          <w:tcPr>
+            <w:tcW w:type="dxa" w:w="1217"/>
+          </w:tcPr>
+          <w:p>
+            <w:r/>
+            <w:r>
+              <w:t>4</w:t>
+            </w:r>
+          </w:p>
+        </w:tc>
+        <w:tc>
+          <w:tcPr>
+            <w:tcW w:type="dxa" w:w="1498"/>
+          </w:tcPr>
+          <w:p>
+            <w:r/>
+            <w:r>
+              <w:t>salesLead</w:t>
+            </w:r>
+          </w:p>
+        </w:tc>
+        <w:tc>
+          <w:tcPr>
             <w:tcW w:type="dxa" w:w="2246"/>
           </w:tcPr>
           <w:p>
             <w:r/>
             <w:r>
-              <w:t>Sales Management API</w:t>
-            </w:r>
-          </w:p>
-        </w:tc>
-        <w:tc>
-          <w:tcPr>
-            <w:tcW w:type="dxa" w:w="1872"/>
-          </w:tcPr>
-          <w:p>
-            <w:r/>
-            <w:r>
-              <w:t>Mandatory</w:t>
-            </w:r>
-          </w:p>
-        </w:tc>
-        <w:tc>
-          <w:tcPr>
-            <w:tcW w:type="dxa" w:w="1310"/>
-          </w:tcPr>
-          <w:p>
-            <w:r/>
-            <w:r>
-              <w:t>4</w:t>
-            </w:r>
-          </w:p>
-        </w:tc>
-        <w:tc>
-          <w:tcPr>
-            <w:tcW w:type="dxa" w:w="1591"/>
-          </w:tcPr>
-          <w:p>
-            <w:r/>
-            <w:r>
-              <w:t>salesLead</w:t>
-            </w:r>
-            <w:r>
-              <w:br/>
-            </w:r>
-            <w:r>
-              <w:t>salesOpportunity</w:t>
-            </w:r>
-          </w:p>
-        </w:tc>
-        <w:tc>
-          <w:tcPr>
-            <w:tcW w:type="dxa" w:w="1310"/>
-          </w:tcPr>
-          <w:p>
-            <w:r/>
-            <w:r>
-              <w:t>GET</w:t>
-            </w:r>
-            <w:r>
-              <w:br/>
-            </w:r>
-            <w:r>
-              <w:t>GET /id</w:t>
-            </w:r>
-            <w:r>
-              <w:br/>
-            </w:r>
-            <w:r>
-              <w:t>POST</w:t>
-            </w:r>
-            <w:r>
-              <w:br/>
-            </w:r>
-            <w:r>
-              <w:t>PATCH</w:t>
-            </w:r>
-            <w:r>
-              <w:br/>
-            </w:r>
-            <w:r>
-              <w:t>DELETE</w:t>
+              <w:t>GET, GET /id, POST, PATCH, DELETE</w:t>
             </w:r>
           </w:p>
         </w:tc>
@@ -1766,24 +1736,160 @@
           <w:p>
             <w:r/>
             <w:r>
+              <w:t>TMF699</w:t>
+            </w:r>
+          </w:p>
+        </w:tc>
+        <w:tc>
+          <w:tcPr>
+            <w:tcW w:type="dxa" w:w="1685"/>
+          </w:tcPr>
+          <w:p>
+            <w:r/>
+            <w:r>
+              <w:t>Sales Management API</w:t>
+            </w:r>
+          </w:p>
+        </w:tc>
+        <w:tc>
+          <w:tcPr>
+            <w:tcW w:type="dxa" w:w="1685"/>
+          </w:tcPr>
+          <w:p>
+            <w:r/>
+            <w:r>
+              <w:t>Mandatory</w:t>
+            </w:r>
+          </w:p>
+        </w:tc>
+        <w:tc>
+          <w:tcPr>
+            <w:tcW w:type="dxa" w:w="1217"/>
+          </w:tcPr>
+          <w:p>
+            <w:r/>
+            <w:r>
+              <w:t>4</w:t>
+            </w:r>
+          </w:p>
+        </w:tc>
+        <w:tc>
+          <w:tcPr>
+            <w:tcW w:type="dxa" w:w="1498"/>
+          </w:tcPr>
+          <w:p>
+            <w:r/>
+            <w:r>
+              <w:t>salesOpportunity</w:t>
+            </w:r>
+          </w:p>
+        </w:tc>
+        <w:tc>
+          <w:tcPr>
+            <w:tcW w:type="dxa" w:w="2246"/>
+          </w:tcPr>
+          <w:p>
+            <w:r/>
+            <w:r>
+              <w:t>GET, GET /id, POST, PATCH, DELETE</w:t>
+            </w:r>
+          </w:p>
+        </w:tc>
+      </w:tr>
+      <w:tr>
+        <w:tc>
+          <w:tcPr>
+            <w:tcW w:type="dxa" w:w="1030"/>
+          </w:tcPr>
+          <w:p>
+            <w:r/>
+            <w:r>
               <w:t>TMF701</w:t>
             </w:r>
           </w:p>
         </w:tc>
         <w:tc>
           <w:tcPr>
+            <w:tcW w:type="dxa" w:w="1685"/>
+          </w:tcPr>
+          <w:p>
+            <w:r/>
+            <w:r>
+              <w:t>UNRESOLVED-TMF701</w:t>
+            </w:r>
+          </w:p>
+        </w:tc>
+        <w:tc>
+          <w:tcPr>
+            <w:tcW w:type="dxa" w:w="1685"/>
+          </w:tcPr>
+          <w:p>
+            <w:r/>
+            <w:r>
+              <w:t>Optional</w:t>
+            </w:r>
+          </w:p>
+        </w:tc>
+        <w:tc>
+          <w:tcPr>
+            <w:tcW w:type="dxa" w:w="1217"/>
+          </w:tcPr>
+          <w:p>
+            <w:r/>
+            <w:r>
+              <w:t>4</w:t>
+            </w:r>
+          </w:p>
+        </w:tc>
+        <w:tc>
+          <w:tcPr>
+            <w:tcW w:type="dxa" w:w="1498"/>
+          </w:tcPr>
+          <w:p>
+            <w:r/>
+            <w:r>
+              <w:t>processFlow</w:t>
+            </w:r>
+          </w:p>
+        </w:tc>
+        <w:tc>
+          <w:tcPr>
             <w:tcW w:type="dxa" w:w="2246"/>
           </w:tcPr>
           <w:p>
             <w:r/>
             <w:r>
-              <w:t>Process Flow Management API</w:t>
-            </w:r>
-          </w:p>
-        </w:tc>
-        <w:tc>
-          <w:tcPr>
-            <w:tcW w:type="dxa" w:w="1872"/>
+              <w:t>POST, GET, GET /id, DELETE</w:t>
+            </w:r>
+          </w:p>
+        </w:tc>
+      </w:tr>
+      <w:tr>
+        <w:tc>
+          <w:tcPr>
+            <w:tcW w:type="dxa" w:w="1030"/>
+          </w:tcPr>
+          <w:p>
+            <w:r/>
+            <w:r>
+              <w:t>TMF701</w:t>
+            </w:r>
+          </w:p>
+        </w:tc>
+        <w:tc>
+          <w:tcPr>
+            <w:tcW w:type="dxa" w:w="1685"/>
+          </w:tcPr>
+          <w:p>
+            <w:r/>
+            <w:r>
+              <w:t>UNRESOLVED-TMF701</w:t>
+            </w:r>
+          </w:p>
+        </w:tc>
+        <w:tc>
+          <w:tcPr>
+            <w:tcW w:type="dxa" w:w="1685"/>
           </w:tcPr>
           <w:p>
             <w:r/>
@@ -1794,7 +1900,7 @@
         </w:tc>
         <w:tc>
           <w:tcPr>
-            <w:tcW w:type="dxa" w:w="1310"/>
+            <w:tcW w:type="dxa" w:w="1217"/>
           </w:tcPr>
           <w:p>
             <w:r/>
@@ -1805,16 +1911,10 @@
         </w:tc>
         <w:tc>
           <w:tcPr>
-            <w:tcW w:type="dxa" w:w="1591"/>
-          </w:tcPr>
-          <w:p>
-            <w:r/>
-            <w:r>
-              <w:t>processFlow</w:t>
-            </w:r>
-            <w:r>
-              <w:br/>
-            </w:r>
+            <w:tcW w:type="dxa" w:w="1498"/>
+          </w:tcPr>
+          <w:p>
+            <w:r/>
             <w:r>
               <w:t>taskFlow</w:t>
             </w:r>
@@ -1822,36 +1922,12 @@
         </w:tc>
         <w:tc>
           <w:tcPr>
-            <w:tcW w:type="dxa" w:w="1310"/>
-          </w:tcPr>
-          <w:p>
-            <w:r/>
-            <w:r>
-              <w:t>POST</w:t>
-            </w:r>
-            <w:r>
-              <w:br/>
-            </w:r>
-            <w:r>
-              <w:t>GET</w:t>
-            </w:r>
-            <w:r>
-              <w:br/>
-            </w:r>
-            <w:r>
-              <w:t>GET /id</w:t>
-            </w:r>
-            <w:r>
-              <w:br/>
-            </w:r>
-            <w:r>
-              <w:t>DELETE</w:t>
-            </w:r>
-            <w:r>
-              <w:br/>
-            </w:r>
-            <w:r>
-              <w:t>PATCH</w:t>
+            <w:tcW w:type="dxa" w:w="2246"/>
+          </w:tcPr>
+          <w:p>
+            <w:r/>
+            <w:r>
+              <w:t>PATCH, GET, GET /id</w:t>
             </w:r>
           </w:p>
         </w:tc>
@@ -1862,7 +1938,7 @@
       <w:r>
         <w:drawing>
           <wp:inline xmlns:a="http://schemas.openxmlformats.org/drawingml/2006/main" xmlns:pic="http://schemas.openxmlformats.org/drawingml/2006/picture">
-            <wp:extent cx="5394960" cy="1948697"/>
+            <wp:extent cx="5394960" cy="2041995"/>
             <wp:docPr id="3" name="Picture 3"/>
             <wp:cNvGraphicFramePr>
               <a:graphicFrameLocks noChangeAspect="1"/>
@@ -1883,7 +1959,7 @@
                   <pic:spPr>
                     <a:xfrm>
                       <a:off x="0" y="0"/>
-                      <a:ext cx="5394960" cy="1948697"/>
+                      <a:ext cx="5394960" cy="2041995"/>
                     </a:xfrm>
                     <a:prstGeom prst="rect"/>
                   </pic:spPr>
@@ -1953,7 +2029,7 @@
         </w:tc>
         <w:tc>
           <w:tcPr>
-            <w:tcW w:type="dxa" w:w="2246"/>
+            <w:tcW w:type="dxa" w:w="2059"/>
           </w:tcPr>
           <w:p>
             <w:r/>
@@ -1967,7 +2043,7 @@
         </w:tc>
         <w:tc>
           <w:tcPr>
-            <w:tcW w:type="dxa" w:w="1310"/>
+            <w:tcW w:type="dxa" w:w="1217"/>
           </w:tcPr>
           <w:p>
             <w:r/>
@@ -1981,7 +2057,7 @@
         </w:tc>
         <w:tc>
           <w:tcPr>
-            <w:tcW w:type="dxa" w:w="1685"/>
+            <w:tcW w:type="dxa" w:w="1591"/>
           </w:tcPr>
           <w:p>
             <w:r/>
@@ -1995,7 +2071,7 @@
         </w:tc>
         <w:tc>
           <w:tcPr>
-            <w:tcW w:type="dxa" w:w="1778"/>
+            <w:tcW w:type="dxa" w:w="1685"/>
           </w:tcPr>
           <w:p>
             <w:r/>
@@ -2009,7 +2085,7 @@
         </w:tc>
         <w:tc>
           <w:tcPr>
-            <w:tcW w:type="dxa" w:w="1310"/>
+            <w:tcW w:type="dxa" w:w="1778"/>
           </w:tcPr>
           <w:p>
             <w:r/>
@@ -2036,7 +2112,7 @@
         </w:tc>
         <w:tc>
           <w:tcPr>
-            <w:tcW w:type="dxa" w:w="2246"/>
+            <w:tcW w:type="dxa" w:w="2059"/>
           </w:tcPr>
           <w:p>
             <w:r/>
@@ -2047,7 +2123,7 @@
         </w:tc>
         <w:tc>
           <w:tcPr>
-            <w:tcW w:type="dxa" w:w="1310"/>
+            <w:tcW w:type="dxa" w:w="1217"/>
           </w:tcPr>
           <w:p>
             <w:r/>
@@ -2058,12 +2134,23 @@
         </w:tc>
         <w:tc>
           <w:tcPr>
+            <w:tcW w:type="dxa" w:w="1591"/>
+          </w:tcPr>
+          <w:p>
+            <w:r/>
+            <w:r>
+              <w:t>Optional</w:t>
+            </w:r>
+          </w:p>
+        </w:tc>
+        <w:tc>
+          <w:tcPr>
             <w:tcW w:type="dxa" w:w="1685"/>
           </w:tcPr>
           <w:p>
             <w:r/>
             <w:r>
-              <w:t>Optional</w:t>
+              <w:t>individual</w:t>
             </w:r>
           </w:p>
         </w:tc>
@@ -2074,30 +2161,7 @@
           <w:p>
             <w:r/>
             <w:r>
-              <w:t>individual</w:t>
-            </w:r>
-            <w:r>
-              <w:br/>
-            </w:r>
-            <w:r>
-              <w:t>organization</w:t>
-            </w:r>
-          </w:p>
-        </w:tc>
-        <w:tc>
-          <w:tcPr>
-            <w:tcW w:type="dxa" w:w="1310"/>
-          </w:tcPr>
-          <w:p>
-            <w:r/>
-            <w:r>
-              <w:t>GET</w:t>
-            </w:r>
-            <w:r>
-              <w:br/>
-            </w:r>
-            <w:r>
-              <w:t>GET /id</w:t>
+              <w:t>GET, GET /id</w:t>
             </w:r>
           </w:p>
         </w:tc>
@@ -2116,7 +2180,7 @@
         </w:tc>
         <w:tc>
           <w:tcPr>
-            <w:tcW w:type="dxa" w:w="2246"/>
+            <w:tcW w:type="dxa" w:w="2059"/>
           </w:tcPr>
           <w:p>
             <w:r/>
@@ -2127,12 +2191,23 @@
         </w:tc>
         <w:tc>
           <w:tcPr>
-            <w:tcW w:type="dxa" w:w="1310"/>
-          </w:tcPr>
-          <w:p>
-            <w:r/>
-            <w:r>
-              <w:t>4</w:t>
+            <w:tcW w:type="dxa" w:w="1217"/>
+          </w:tcPr>
+          <w:p>
+            <w:r/>
+            <w:r>
+              <w:t>5</w:t>
+            </w:r>
+          </w:p>
+        </w:tc>
+        <w:tc>
+          <w:tcPr>
+            <w:tcW w:type="dxa" w:w="1591"/>
+          </w:tcPr>
+          <w:p>
+            <w:r/>
+            <w:r>
+              <w:t>Optional</w:t>
             </w:r>
           </w:p>
         </w:tc>
@@ -2143,7 +2218,7 @@
           <w:p>
             <w:r/>
             <w:r>
-              <w:t>Optional</w:t>
+              <w:t>organization</w:t>
             </w:r>
           </w:p>
         </w:tc>
@@ -2153,29 +2228,6 @@
           </w:tcPr>
           <w:p>
             <w:r/>
-            <w:r>
-              <w:t>individual</w:t>
-            </w:r>
-            <w:r>
-              <w:br/>
-            </w:r>
-            <w:r>
-              <w:t>organization</w:t>
-            </w:r>
-          </w:p>
-        </w:tc>
-        <w:tc>
-          <w:tcPr>
-            <w:tcW w:type="dxa" w:w="1310"/>
-          </w:tcPr>
-          <w:p>
-            <w:r/>
-            <w:r>
-              <w:t>GET</w:t>
-            </w:r>
-            <w:r>
-              <w:br/>
-            </w:r>
             <w:r>
               <w:t>GET /id</w:t>
             </w:r>
@@ -2190,29 +2242,40 @@
           <w:p>
             <w:r/>
             <w:r>
-              <w:t>TMF669</w:t>
-            </w:r>
-          </w:p>
-        </w:tc>
-        <w:tc>
-          <w:tcPr>
-            <w:tcW w:type="dxa" w:w="2246"/>
-          </w:tcPr>
-          <w:p>
-            <w:r/>
-            <w:r>
-              <w:t>Party Role Management API</w:t>
-            </w:r>
-          </w:p>
-        </w:tc>
-        <w:tc>
-          <w:tcPr>
-            <w:tcW w:type="dxa" w:w="1310"/>
-          </w:tcPr>
-          <w:p>
-            <w:r/>
-            <w:r>
-              <w:t>5</w:t>
+              <w:t>TMF632</w:t>
+            </w:r>
+          </w:p>
+        </w:tc>
+        <w:tc>
+          <w:tcPr>
+            <w:tcW w:type="dxa" w:w="2059"/>
+          </w:tcPr>
+          <w:p>
+            <w:r/>
+            <w:r>
+              <w:t>Party Management API</w:t>
+            </w:r>
+          </w:p>
+        </w:tc>
+        <w:tc>
+          <w:tcPr>
+            <w:tcW w:type="dxa" w:w="1217"/>
+          </w:tcPr>
+          <w:p>
+            <w:r/>
+            <w:r>
+              <w:t>4</w:t>
+            </w:r>
+          </w:p>
+        </w:tc>
+        <w:tc>
+          <w:tcPr>
+            <w:tcW w:type="dxa" w:w="1591"/>
+          </w:tcPr>
+          <w:p>
+            <w:r/>
+            <w:r>
+              <w:t>Optional</w:t>
             </w:r>
           </w:p>
         </w:tc>
@@ -2223,7 +2286,7 @@
           <w:p>
             <w:r/>
             <w:r>
-              <w:t>Optional</w:t>
+              <w:t>individual</w:t>
             </w:r>
           </w:p>
         </w:tc>
@@ -2234,24 +2297,7 @@
           <w:p>
             <w:r/>
             <w:r>
-              <w:t>partyRole</w:t>
-            </w:r>
-          </w:p>
-        </w:tc>
-        <w:tc>
-          <w:tcPr>
-            <w:tcW w:type="dxa" w:w="1310"/>
-          </w:tcPr>
-          <w:p>
-            <w:r/>
-            <w:r>
-              <w:t>GET</w:t>
-            </w:r>
-            <w:r>
-              <w:br/>
-            </w:r>
-            <w:r>
-              <w:t>GET /id</w:t>
+              <w:t>GET, GET /id</w:t>
             </w:r>
           </w:p>
         </w:tc>
@@ -2264,24 +2310,24 @@
           <w:p>
             <w:r/>
             <w:r>
-              <w:t>TMF669</w:t>
-            </w:r>
-          </w:p>
-        </w:tc>
-        <w:tc>
-          <w:tcPr>
-            <w:tcW w:type="dxa" w:w="2246"/>
-          </w:tcPr>
-          <w:p>
-            <w:r/>
-            <w:r>
-              <w:t>Party Role Management API</w:t>
-            </w:r>
-          </w:p>
-        </w:tc>
-        <w:tc>
-          <w:tcPr>
-            <w:tcW w:type="dxa" w:w="1310"/>
+              <w:t>TMF632</w:t>
+            </w:r>
+          </w:p>
+        </w:tc>
+        <w:tc>
+          <w:tcPr>
+            <w:tcW w:type="dxa" w:w="2059"/>
+          </w:tcPr>
+          <w:p>
+            <w:r/>
+            <w:r>
+              <w:t>Party Management API</w:t>
+            </w:r>
+          </w:p>
+        </w:tc>
+        <w:tc>
+          <w:tcPr>
+            <w:tcW w:type="dxa" w:w="1217"/>
           </w:tcPr>
           <w:p>
             <w:r/>
@@ -2292,12 +2338,23 @@
         </w:tc>
         <w:tc>
           <w:tcPr>
+            <w:tcW w:type="dxa" w:w="1591"/>
+          </w:tcPr>
+          <w:p>
+            <w:r/>
+            <w:r>
+              <w:t>Optional</w:t>
+            </w:r>
+          </w:p>
+        </w:tc>
+        <w:tc>
+          <w:tcPr>
             <w:tcW w:type="dxa" w:w="1685"/>
           </w:tcPr>
           <w:p>
             <w:r/>
             <w:r>
-              <w:t>Optional</w:t>
+              <w:t>organization</w:t>
             </w:r>
           </w:p>
         </w:tc>
@@ -2308,24 +2365,7 @@
           <w:p>
             <w:r/>
             <w:r>
-              <w:t>partyRole</w:t>
-            </w:r>
-          </w:p>
-        </w:tc>
-        <w:tc>
-          <w:tcPr>
-            <w:tcW w:type="dxa" w:w="1310"/>
-          </w:tcPr>
-          <w:p>
-            <w:r/>
-            <w:r>
-              <w:t>GET</w:t>
-            </w:r>
-            <w:r>
-              <w:br/>
-            </w:r>
-            <w:r>
-              <w:t>GET /id</w:t>
+              <w:t>GET, GET /id</w:t>
             </w:r>
           </w:p>
         </w:tc>
@@ -2338,24 +2378,24 @@
           <w:p>
             <w:r/>
             <w:r>
-              <w:t>TMF620</w:t>
-            </w:r>
-          </w:p>
-        </w:tc>
-        <w:tc>
-          <w:tcPr>
-            <w:tcW w:type="dxa" w:w="2246"/>
-          </w:tcPr>
-          <w:p>
-            <w:r/>
-            <w:r>
-              <w:t>Product Catalog Management API</w:t>
-            </w:r>
-          </w:p>
-        </w:tc>
-        <w:tc>
-          <w:tcPr>
-            <w:tcW w:type="dxa" w:w="1310"/>
+              <w:t>TMF669</w:t>
+            </w:r>
+          </w:p>
+        </w:tc>
+        <w:tc>
+          <w:tcPr>
+            <w:tcW w:type="dxa" w:w="2059"/>
+          </w:tcPr>
+          <w:p>
+            <w:r/>
+            <w:r>
+              <w:t>Party Role Management API</w:t>
+            </w:r>
+          </w:p>
+        </w:tc>
+        <w:tc>
+          <w:tcPr>
+            <w:tcW w:type="dxa" w:w="1217"/>
           </w:tcPr>
           <w:p>
             <w:r/>
@@ -2366,12 +2406,23 @@
         </w:tc>
         <w:tc>
           <w:tcPr>
+            <w:tcW w:type="dxa" w:w="1591"/>
+          </w:tcPr>
+          <w:p>
+            <w:r/>
+            <w:r>
+              <w:t>Optional</w:t>
+            </w:r>
+          </w:p>
+        </w:tc>
+        <w:tc>
+          <w:tcPr>
             <w:tcW w:type="dxa" w:w="1685"/>
           </w:tcPr>
           <w:p>
             <w:r/>
             <w:r>
-              <w:t>Optional</w:t>
+              <w:t>partyRole</w:t>
             </w:r>
           </w:p>
         </w:tc>
@@ -2382,30 +2433,7 @@
           <w:p>
             <w:r/>
             <w:r>
-              <w:t>productOffering</w:t>
-            </w:r>
-            <w:r>
-              <w:br/>
-            </w:r>
-            <w:r>
-              <w:t>productOfferingPrice</w:t>
-            </w:r>
-          </w:p>
-        </w:tc>
-        <w:tc>
-          <w:tcPr>
-            <w:tcW w:type="dxa" w:w="1310"/>
-          </w:tcPr>
-          <w:p>
-            <w:r/>
-            <w:r>
-              <w:t>GET</w:t>
-            </w:r>
-            <w:r>
-              <w:br/>
-            </w:r>
-            <w:r>
-              <w:t>GET /id</w:t>
+              <w:t>GET, GET /id</w:t>
             </w:r>
           </w:p>
         </w:tc>
@@ -2418,24 +2446,24 @@
           <w:p>
             <w:r/>
             <w:r>
-              <w:t>TMF620</w:t>
-            </w:r>
-          </w:p>
-        </w:tc>
-        <w:tc>
-          <w:tcPr>
-            <w:tcW w:type="dxa" w:w="2246"/>
-          </w:tcPr>
-          <w:p>
-            <w:r/>
-            <w:r>
-              <w:t>Product Catalog Management API</w:t>
-            </w:r>
-          </w:p>
-        </w:tc>
-        <w:tc>
-          <w:tcPr>
-            <w:tcW w:type="dxa" w:w="1310"/>
+              <w:t>TMF669</w:t>
+            </w:r>
+          </w:p>
+        </w:tc>
+        <w:tc>
+          <w:tcPr>
+            <w:tcW w:type="dxa" w:w="2059"/>
+          </w:tcPr>
+          <w:p>
+            <w:r/>
+            <w:r>
+              <w:t>Party Role Management API</w:t>
+            </w:r>
+          </w:p>
+        </w:tc>
+        <w:tc>
+          <w:tcPr>
+            <w:tcW w:type="dxa" w:w="1217"/>
           </w:tcPr>
           <w:p>
             <w:r/>
@@ -2446,12 +2474,23 @@
         </w:tc>
         <w:tc>
           <w:tcPr>
+            <w:tcW w:type="dxa" w:w="1591"/>
+          </w:tcPr>
+          <w:p>
+            <w:r/>
+            <w:r>
+              <w:t>Optional</w:t>
+            </w:r>
+          </w:p>
+        </w:tc>
+        <w:tc>
+          <w:tcPr>
             <w:tcW w:type="dxa" w:w="1685"/>
           </w:tcPr>
           <w:p>
             <w:r/>
             <w:r>
-              <w:t>Optional</w:t>
+              <w:t>partyRole</w:t>
             </w:r>
           </w:p>
         </w:tc>
@@ -2462,30 +2501,7 @@
           <w:p>
             <w:r/>
             <w:r>
-              <w:t>productOffering</w:t>
-            </w:r>
-            <w:r>
-              <w:br/>
-            </w:r>
-            <w:r>
-              <w:t>productOfferingPrice</w:t>
-            </w:r>
-          </w:p>
-        </w:tc>
-        <w:tc>
-          <w:tcPr>
-            <w:tcW w:type="dxa" w:w="1310"/>
-          </w:tcPr>
-          <w:p>
-            <w:r/>
-            <w:r>
-              <w:t>GET</w:t>
-            </w:r>
-            <w:r>
-              <w:br/>
-            </w:r>
-            <w:r>
-              <w:t>GET /id</w:t>
+              <w:t>GET, GET /id</w:t>
             </w:r>
           </w:p>
         </w:tc>
@@ -2498,29 +2514,40 @@
           <w:p>
             <w:r/>
             <w:r>
-              <w:t>TMF651</w:t>
-            </w:r>
-          </w:p>
-        </w:tc>
-        <w:tc>
-          <w:tcPr>
-            <w:tcW w:type="dxa" w:w="2246"/>
-          </w:tcPr>
-          <w:p>
-            <w:r/>
-            <w:r>
-              <w:t>Agreement Management API</w:t>
-            </w:r>
-          </w:p>
-        </w:tc>
-        <w:tc>
-          <w:tcPr>
-            <w:tcW w:type="dxa" w:w="1310"/>
-          </w:tcPr>
-          <w:p>
-            <w:r/>
-            <w:r>
-              <w:t>4</w:t>
+              <w:t>TMF620</w:t>
+            </w:r>
+          </w:p>
+        </w:tc>
+        <w:tc>
+          <w:tcPr>
+            <w:tcW w:type="dxa" w:w="2059"/>
+          </w:tcPr>
+          <w:p>
+            <w:r/>
+            <w:r>
+              <w:t>Product Catalog Management API</w:t>
+            </w:r>
+          </w:p>
+        </w:tc>
+        <w:tc>
+          <w:tcPr>
+            <w:tcW w:type="dxa" w:w="1217"/>
+          </w:tcPr>
+          <w:p>
+            <w:r/>
+            <w:r>
+              <w:t>5</w:t>
+            </w:r>
+          </w:p>
+        </w:tc>
+        <w:tc>
+          <w:tcPr>
+            <w:tcW w:type="dxa" w:w="1591"/>
+          </w:tcPr>
+          <w:p>
+            <w:r/>
+            <w:r>
+              <w:t>Optional</w:t>
             </w:r>
           </w:p>
         </w:tc>
@@ -2531,7 +2558,7 @@
           <w:p>
             <w:r/>
             <w:r>
-              <w:t>Optional</w:t>
+              <w:t>productOffering</w:t>
             </w:r>
           </w:p>
         </w:tc>
@@ -2542,30 +2569,7 @@
           <w:p>
             <w:r/>
             <w:r>
-              <w:t>agreement</w:t>
-            </w:r>
-            <w:r>
-              <w:br/>
-            </w:r>
-            <w:r>
-              <w:t>agreementSpecification</w:t>
-            </w:r>
-          </w:p>
-        </w:tc>
-        <w:tc>
-          <w:tcPr>
-            <w:tcW w:type="dxa" w:w="1310"/>
-          </w:tcPr>
-          <w:p>
-            <w:r/>
-            <w:r>
-              <w:t>GET</w:t>
-            </w:r>
-            <w:r>
-              <w:br/>
-            </w:r>
-            <w:r>
-              <w:t>GET /id</w:t>
+              <w:t>GET, GET /id</w:t>
             </w:r>
           </w:p>
         </w:tc>
@@ -2578,29 +2582,40 @@
           <w:p>
             <w:r/>
             <w:r>
-              <w:t>TMF648</w:t>
-            </w:r>
-          </w:p>
-        </w:tc>
-        <w:tc>
-          <w:tcPr>
-            <w:tcW w:type="dxa" w:w="2246"/>
-          </w:tcPr>
-          <w:p>
-            <w:r/>
-            <w:r>
-              <w:t>Quote Management API</w:t>
-            </w:r>
-          </w:p>
-        </w:tc>
-        <w:tc>
-          <w:tcPr>
-            <w:tcW w:type="dxa" w:w="1310"/>
-          </w:tcPr>
-          <w:p>
-            <w:r/>
-            <w:r>
-              <w:t>4</w:t>
+              <w:t>TMF620</w:t>
+            </w:r>
+          </w:p>
+        </w:tc>
+        <w:tc>
+          <w:tcPr>
+            <w:tcW w:type="dxa" w:w="2059"/>
+          </w:tcPr>
+          <w:p>
+            <w:r/>
+            <w:r>
+              <w:t>Product Catalog Management API</w:t>
+            </w:r>
+          </w:p>
+        </w:tc>
+        <w:tc>
+          <w:tcPr>
+            <w:tcW w:type="dxa" w:w="1217"/>
+          </w:tcPr>
+          <w:p>
+            <w:r/>
+            <w:r>
+              <w:t>5</w:t>
+            </w:r>
+          </w:p>
+        </w:tc>
+        <w:tc>
+          <w:tcPr>
+            <w:tcW w:type="dxa" w:w="1591"/>
+          </w:tcPr>
+          <w:p>
+            <w:r/>
+            <w:r>
+              <w:t>Optional</w:t>
             </w:r>
           </w:p>
         </w:tc>
@@ -2611,7 +2626,7 @@
           <w:p>
             <w:r/>
             <w:r>
-              <w:t>Optional</w:t>
+              <w:t>productOfferingPrice</w:t>
             </w:r>
           </w:p>
         </w:tc>
@@ -2622,24 +2637,7 @@
           <w:p>
             <w:r/>
             <w:r>
-              <w:t>quote</w:t>
-            </w:r>
-          </w:p>
-        </w:tc>
-        <w:tc>
-          <w:tcPr>
-            <w:tcW w:type="dxa" w:w="1310"/>
-          </w:tcPr>
-          <w:p>
-            <w:r/>
-            <w:r>
-              <w:t>GET</w:t>
-            </w:r>
-            <w:r>
-              <w:br/>
-            </w:r>
-            <w:r>
-              <w:t>GET /id</w:t>
+              <w:t>GET, GET /id</w:t>
             </w:r>
           </w:p>
         </w:tc>
@@ -2652,29 +2650,40 @@
           <w:p>
             <w:r/>
             <w:r>
-              <w:t>TMF622</w:t>
-            </w:r>
-          </w:p>
-        </w:tc>
-        <w:tc>
-          <w:tcPr>
-            <w:tcW w:type="dxa" w:w="2246"/>
-          </w:tcPr>
-          <w:p>
-            <w:r/>
-            <w:r>
-              <w:t>Product Ordering Management API</w:t>
-            </w:r>
-          </w:p>
-        </w:tc>
-        <w:tc>
-          <w:tcPr>
-            <w:tcW w:type="dxa" w:w="1310"/>
-          </w:tcPr>
-          <w:p>
-            <w:r/>
-            <w:r>
-              <w:t>5</w:t>
+              <w:t>TMF620</w:t>
+            </w:r>
+          </w:p>
+        </w:tc>
+        <w:tc>
+          <w:tcPr>
+            <w:tcW w:type="dxa" w:w="2059"/>
+          </w:tcPr>
+          <w:p>
+            <w:r/>
+            <w:r>
+              <w:t>Product Catalog Management API</w:t>
+            </w:r>
+          </w:p>
+        </w:tc>
+        <w:tc>
+          <w:tcPr>
+            <w:tcW w:type="dxa" w:w="1217"/>
+          </w:tcPr>
+          <w:p>
+            <w:r/>
+            <w:r>
+              <w:t>4</w:t>
+            </w:r>
+          </w:p>
+        </w:tc>
+        <w:tc>
+          <w:tcPr>
+            <w:tcW w:type="dxa" w:w="1591"/>
+          </w:tcPr>
+          <w:p>
+            <w:r/>
+            <w:r>
+              <w:t>Optional</w:t>
             </w:r>
           </w:p>
         </w:tc>
@@ -2685,7 +2694,7 @@
           <w:p>
             <w:r/>
             <w:r>
-              <w:t>Optional</w:t>
+              <w:t>productOffering</w:t>
             </w:r>
           </w:p>
         </w:tc>
@@ -2696,24 +2705,7 @@
           <w:p>
             <w:r/>
             <w:r>
-              <w:t>productOrder</w:t>
-            </w:r>
-          </w:p>
-        </w:tc>
-        <w:tc>
-          <w:tcPr>
-            <w:tcW w:type="dxa" w:w="1310"/>
-          </w:tcPr>
-          <w:p>
-            <w:r/>
-            <w:r>
-              <w:t>GET</w:t>
-            </w:r>
-            <w:r>
-              <w:br/>
-            </w:r>
-            <w:r>
-              <w:t>GET /id</w:t>
+              <w:t>GET, GET /id</w:t>
             </w:r>
           </w:p>
         </w:tc>
@@ -2726,24 +2718,24 @@
           <w:p>
             <w:r/>
             <w:r>
-              <w:t>TMF622</w:t>
-            </w:r>
-          </w:p>
-        </w:tc>
-        <w:tc>
-          <w:tcPr>
-            <w:tcW w:type="dxa" w:w="2246"/>
-          </w:tcPr>
-          <w:p>
-            <w:r/>
-            <w:r>
-              <w:t>Product Ordering Management API</w:t>
-            </w:r>
-          </w:p>
-        </w:tc>
-        <w:tc>
-          <w:tcPr>
-            <w:tcW w:type="dxa" w:w="1310"/>
+              <w:t>TMF620</w:t>
+            </w:r>
+          </w:p>
+        </w:tc>
+        <w:tc>
+          <w:tcPr>
+            <w:tcW w:type="dxa" w:w="2059"/>
+          </w:tcPr>
+          <w:p>
+            <w:r/>
+            <w:r>
+              <w:t>Product Catalog Management API</w:t>
+            </w:r>
+          </w:p>
+        </w:tc>
+        <w:tc>
+          <w:tcPr>
+            <w:tcW w:type="dxa" w:w="1217"/>
           </w:tcPr>
           <w:p>
             <w:r/>
@@ -2754,12 +2746,23 @@
         </w:tc>
         <w:tc>
           <w:tcPr>
+            <w:tcW w:type="dxa" w:w="1591"/>
+          </w:tcPr>
+          <w:p>
+            <w:r/>
+            <w:r>
+              <w:t>Optional</w:t>
+            </w:r>
+          </w:p>
+        </w:tc>
+        <w:tc>
+          <w:tcPr>
             <w:tcW w:type="dxa" w:w="1685"/>
           </w:tcPr>
           <w:p>
             <w:r/>
             <w:r>
-              <w:t>Optional</w:t>
+              <w:t>productOfferingPrice</w:t>
             </w:r>
           </w:p>
         </w:tc>
@@ -2770,24 +2773,7 @@
           <w:p>
             <w:r/>
             <w:r>
-              <w:t>productOrder</w:t>
-            </w:r>
-          </w:p>
-        </w:tc>
-        <w:tc>
-          <w:tcPr>
-            <w:tcW w:type="dxa" w:w="1310"/>
-          </w:tcPr>
-          <w:p>
-            <w:r/>
-            <w:r>
-              <w:t>GET</w:t>
-            </w:r>
-            <w:r>
-              <w:br/>
-            </w:r>
-            <w:r>
-              <w:t>GET /id</w:t>
+              <w:t>GET, GET /id</w:t>
             </w:r>
           </w:p>
         </w:tc>
@@ -2800,24 +2786,364 @@
           <w:p>
             <w:r/>
             <w:r>
+              <w:t>TMF651</w:t>
+            </w:r>
+          </w:p>
+        </w:tc>
+        <w:tc>
+          <w:tcPr>
+            <w:tcW w:type="dxa" w:w="2059"/>
+          </w:tcPr>
+          <w:p>
+            <w:r/>
+            <w:r>
+              <w:t>Agreement Management API</w:t>
+            </w:r>
+          </w:p>
+        </w:tc>
+        <w:tc>
+          <w:tcPr>
+            <w:tcW w:type="dxa" w:w="1217"/>
+          </w:tcPr>
+          <w:p>
+            <w:r/>
+            <w:r>
+              <w:t>4</w:t>
+            </w:r>
+          </w:p>
+        </w:tc>
+        <w:tc>
+          <w:tcPr>
+            <w:tcW w:type="dxa" w:w="1591"/>
+          </w:tcPr>
+          <w:p>
+            <w:r/>
+            <w:r>
+              <w:t>Optional</w:t>
+            </w:r>
+          </w:p>
+        </w:tc>
+        <w:tc>
+          <w:tcPr>
+            <w:tcW w:type="dxa" w:w="1685"/>
+          </w:tcPr>
+          <w:p>
+            <w:r/>
+            <w:r>
+              <w:t>agreement</w:t>
+            </w:r>
+          </w:p>
+        </w:tc>
+        <w:tc>
+          <w:tcPr>
+            <w:tcW w:type="dxa" w:w="1778"/>
+          </w:tcPr>
+          <w:p>
+            <w:r/>
+            <w:r>
+              <w:t>GET, GET /id</w:t>
+            </w:r>
+          </w:p>
+        </w:tc>
+      </w:tr>
+      <w:tr>
+        <w:tc>
+          <w:tcPr>
+            <w:tcW w:type="dxa" w:w="1030"/>
+          </w:tcPr>
+          <w:p>
+            <w:r/>
+            <w:r>
+              <w:t>TMF651</w:t>
+            </w:r>
+          </w:p>
+        </w:tc>
+        <w:tc>
+          <w:tcPr>
+            <w:tcW w:type="dxa" w:w="2059"/>
+          </w:tcPr>
+          <w:p>
+            <w:r/>
+            <w:r>
+              <w:t>Agreement Management API</w:t>
+            </w:r>
+          </w:p>
+        </w:tc>
+        <w:tc>
+          <w:tcPr>
+            <w:tcW w:type="dxa" w:w="1217"/>
+          </w:tcPr>
+          <w:p>
+            <w:r/>
+            <w:r>
+              <w:t>4</w:t>
+            </w:r>
+          </w:p>
+        </w:tc>
+        <w:tc>
+          <w:tcPr>
+            <w:tcW w:type="dxa" w:w="1591"/>
+          </w:tcPr>
+          <w:p>
+            <w:r/>
+            <w:r>
+              <w:t>Optional</w:t>
+            </w:r>
+          </w:p>
+        </w:tc>
+        <w:tc>
+          <w:tcPr>
+            <w:tcW w:type="dxa" w:w="1685"/>
+          </w:tcPr>
+          <w:p>
+            <w:r/>
+            <w:r>
+              <w:t>agreementSpecification</w:t>
+            </w:r>
+          </w:p>
+        </w:tc>
+        <w:tc>
+          <w:tcPr>
+            <w:tcW w:type="dxa" w:w="1778"/>
+          </w:tcPr>
+          <w:p>
+            <w:r/>
+            <w:r>
+              <w:t>GET, GET /id</w:t>
+            </w:r>
+          </w:p>
+        </w:tc>
+      </w:tr>
+      <w:tr>
+        <w:tc>
+          <w:tcPr>
+            <w:tcW w:type="dxa" w:w="1030"/>
+          </w:tcPr>
+          <w:p>
+            <w:r/>
+            <w:r>
+              <w:t>TMF648</w:t>
+            </w:r>
+          </w:p>
+        </w:tc>
+        <w:tc>
+          <w:tcPr>
+            <w:tcW w:type="dxa" w:w="2059"/>
+          </w:tcPr>
+          <w:p>
+            <w:r/>
+            <w:r>
+              <w:t>Quote Management API</w:t>
+            </w:r>
+          </w:p>
+        </w:tc>
+        <w:tc>
+          <w:tcPr>
+            <w:tcW w:type="dxa" w:w="1217"/>
+          </w:tcPr>
+          <w:p>
+            <w:r/>
+            <w:r>
+              <w:t>4</w:t>
+            </w:r>
+          </w:p>
+        </w:tc>
+        <w:tc>
+          <w:tcPr>
+            <w:tcW w:type="dxa" w:w="1591"/>
+          </w:tcPr>
+          <w:p>
+            <w:r/>
+            <w:r>
+              <w:t>Optional</w:t>
+            </w:r>
+          </w:p>
+        </w:tc>
+        <w:tc>
+          <w:tcPr>
+            <w:tcW w:type="dxa" w:w="1685"/>
+          </w:tcPr>
+          <w:p>
+            <w:r/>
+            <w:r>
+              <w:t>quote</w:t>
+            </w:r>
+          </w:p>
+        </w:tc>
+        <w:tc>
+          <w:tcPr>
+            <w:tcW w:type="dxa" w:w="1778"/>
+          </w:tcPr>
+          <w:p>
+            <w:r/>
+            <w:r>
+              <w:t>GET, GET /id</w:t>
+            </w:r>
+          </w:p>
+        </w:tc>
+      </w:tr>
+      <w:tr>
+        <w:tc>
+          <w:tcPr>
+            <w:tcW w:type="dxa" w:w="1030"/>
+          </w:tcPr>
+          <w:p>
+            <w:r/>
+            <w:r>
+              <w:t>TMF622</w:t>
+            </w:r>
+          </w:p>
+        </w:tc>
+        <w:tc>
+          <w:tcPr>
+            <w:tcW w:type="dxa" w:w="2059"/>
+          </w:tcPr>
+          <w:p>
+            <w:r/>
+            <w:r>
+              <w:t>Product Ordering Management API</w:t>
+            </w:r>
+          </w:p>
+        </w:tc>
+        <w:tc>
+          <w:tcPr>
+            <w:tcW w:type="dxa" w:w="1217"/>
+          </w:tcPr>
+          <w:p>
+            <w:r/>
+            <w:r>
+              <w:t>5</w:t>
+            </w:r>
+          </w:p>
+        </w:tc>
+        <w:tc>
+          <w:tcPr>
+            <w:tcW w:type="dxa" w:w="1591"/>
+          </w:tcPr>
+          <w:p>
+            <w:r/>
+            <w:r>
+              <w:t>Optional</w:t>
+            </w:r>
+          </w:p>
+        </w:tc>
+        <w:tc>
+          <w:tcPr>
+            <w:tcW w:type="dxa" w:w="1685"/>
+          </w:tcPr>
+          <w:p>
+            <w:r/>
+            <w:r>
+              <w:t>productOrder</w:t>
+            </w:r>
+          </w:p>
+        </w:tc>
+        <w:tc>
+          <w:tcPr>
+            <w:tcW w:type="dxa" w:w="1778"/>
+          </w:tcPr>
+          <w:p>
+            <w:r/>
+            <w:r>
+              <w:t>GET, GET /id</w:t>
+            </w:r>
+          </w:p>
+        </w:tc>
+      </w:tr>
+      <w:tr>
+        <w:tc>
+          <w:tcPr>
+            <w:tcW w:type="dxa" w:w="1030"/>
+          </w:tcPr>
+          <w:p>
+            <w:r/>
+            <w:r>
+              <w:t>TMF622</w:t>
+            </w:r>
+          </w:p>
+        </w:tc>
+        <w:tc>
+          <w:tcPr>
+            <w:tcW w:type="dxa" w:w="2059"/>
+          </w:tcPr>
+          <w:p>
+            <w:r/>
+            <w:r>
+              <w:t>Product Ordering Management API</w:t>
+            </w:r>
+          </w:p>
+        </w:tc>
+        <w:tc>
+          <w:tcPr>
+            <w:tcW w:type="dxa" w:w="1217"/>
+          </w:tcPr>
+          <w:p>
+            <w:r/>
+            <w:r>
+              <w:t>4</w:t>
+            </w:r>
+          </w:p>
+        </w:tc>
+        <w:tc>
+          <w:tcPr>
+            <w:tcW w:type="dxa" w:w="1591"/>
+          </w:tcPr>
+          <w:p>
+            <w:r/>
+            <w:r>
+              <w:t>Optional</w:t>
+            </w:r>
+          </w:p>
+        </w:tc>
+        <w:tc>
+          <w:tcPr>
+            <w:tcW w:type="dxa" w:w="1685"/>
+          </w:tcPr>
+          <w:p>
+            <w:r/>
+            <w:r>
+              <w:t>productOrder</w:t>
+            </w:r>
+          </w:p>
+        </w:tc>
+        <w:tc>
+          <w:tcPr>
+            <w:tcW w:type="dxa" w:w="1778"/>
+          </w:tcPr>
+          <w:p>
+            <w:r/>
+            <w:r>
+              <w:t>GET, GET /id</w:t>
+            </w:r>
+          </w:p>
+        </w:tc>
+      </w:tr>
+      <w:tr>
+        <w:tc>
+          <w:tcPr>
+            <w:tcW w:type="dxa" w:w="1030"/>
+          </w:tcPr>
+          <w:p>
+            <w:r/>
+            <w:r>
               <w:t>TMF701</w:t>
             </w:r>
           </w:p>
         </w:tc>
         <w:tc>
           <w:tcPr>
-            <w:tcW w:type="dxa" w:w="2246"/>
-          </w:tcPr>
-          <w:p>
-            <w:r/>
-            <w:r>
-              <w:t>Process Flow Management API</w:t>
-            </w:r>
-          </w:p>
-        </w:tc>
-        <w:tc>
-          <w:tcPr>
-            <w:tcW w:type="dxa" w:w="1310"/>
+            <w:tcW w:type="dxa" w:w="2059"/>
+          </w:tcPr>
+          <w:p>
+            <w:r/>
+            <w:r>
+              <w:t>UNRESOLVED-TMF701</w:t>
+            </w:r>
+          </w:p>
+        </w:tc>
+        <w:tc>
+          <w:tcPr>
+            <w:tcW w:type="dxa" w:w="1217"/>
           </w:tcPr>
           <w:p>
             <w:r/>
@@ -2828,64 +3154,102 @@
         </w:tc>
         <w:tc>
           <w:tcPr>
+            <w:tcW w:type="dxa" w:w="1591"/>
+          </w:tcPr>
+          <w:p>
+            <w:r/>
+            <w:r>
+              <w:t>Optional</w:t>
+            </w:r>
+          </w:p>
+        </w:tc>
+        <w:tc>
+          <w:tcPr>
             <w:tcW w:type="dxa" w:w="1685"/>
           </w:tcPr>
           <w:p>
             <w:r/>
             <w:r>
+              <w:t>processFlow</w:t>
+            </w:r>
+          </w:p>
+        </w:tc>
+        <w:tc>
+          <w:tcPr>
+            <w:tcW w:type="dxa" w:w="1778"/>
+          </w:tcPr>
+          <w:p>
+            <w:r/>
+            <w:r>
+              <w:t>POST, GET, GET /id, DELETE</w:t>
+            </w:r>
+          </w:p>
+        </w:tc>
+      </w:tr>
+      <w:tr>
+        <w:tc>
+          <w:tcPr>
+            <w:tcW w:type="dxa" w:w="1030"/>
+          </w:tcPr>
+          <w:p>
+            <w:r/>
+            <w:r>
+              <w:t>TMF701</w:t>
+            </w:r>
+          </w:p>
+        </w:tc>
+        <w:tc>
+          <w:tcPr>
+            <w:tcW w:type="dxa" w:w="2059"/>
+          </w:tcPr>
+          <w:p>
+            <w:r/>
+            <w:r>
+              <w:t>UNRESOLVED-TMF701</w:t>
+            </w:r>
+          </w:p>
+        </w:tc>
+        <w:tc>
+          <w:tcPr>
+            <w:tcW w:type="dxa" w:w="1217"/>
+          </w:tcPr>
+          <w:p>
+            <w:r/>
+            <w:r>
+              <w:t>4</w:t>
+            </w:r>
+          </w:p>
+        </w:tc>
+        <w:tc>
+          <w:tcPr>
+            <w:tcW w:type="dxa" w:w="1591"/>
+          </w:tcPr>
+          <w:p>
+            <w:r/>
+            <w:r>
               <w:t>Optional</w:t>
             </w:r>
           </w:p>
         </w:tc>
         <w:tc>
           <w:tcPr>
+            <w:tcW w:type="dxa" w:w="1685"/>
+          </w:tcPr>
+          <w:p>
+            <w:r/>
+            <w:r>
+              <w:t>taskFlow</w:t>
+            </w:r>
+          </w:p>
+        </w:tc>
+        <w:tc>
+          <w:tcPr>
             <w:tcW w:type="dxa" w:w="1778"/>
           </w:tcPr>
           <w:p>
             <w:r/>
             <w:r>
-              <w:t>processFlow</w:t>
-            </w:r>
-            <w:r>
-              <w:br/>
-            </w:r>
-            <w:r>
-              <w:t>taskFlow</w:t>
-            </w:r>
-          </w:p>
-        </w:tc>
-        <w:tc>
-          <w:tcPr>
-            <w:tcW w:type="dxa" w:w="1310"/>
-          </w:tcPr>
-          <w:p>
-            <w:r/>
-            <w:r>
-              <w:t>POST</w:t>
-            </w:r>
-            <w:r>
-              <w:br/>
-            </w:r>
-            <w:r>
-              <w:t>GET</w:t>
-            </w:r>
-            <w:r>
-              <w:br/>
-            </w:r>
-            <w:r>
-              <w:t>GET /id</w:t>
-            </w:r>
-            <w:r>
-              <w:br/>
-            </w:r>
-            <w:r>
-              <w:t>DELETE</w:t>
-            </w:r>
-            <w:r>
-              <w:br/>
-            </w:r>
-            <w:r>
-              <w:t>PATCH</w:t>
+              <w:t>PATCH, GET, GET /id</w:t>
             </w:r>
           </w:p>
         </w:tc>
@@ -2983,7 +3347,7 @@
         </w:trPr>
         <w:tc>
           <w:tcPr>
-            <w:tcW w:type="dxa" w:w="1310"/>
+            <w:tcW w:type="dxa" w:w="1404"/>
           </w:tcPr>
           <w:p>
             <w:r/>
@@ -2997,7 +3361,7 @@
         </w:tc>
         <w:tc>
           <w:tcPr>
-            <w:tcW w:type="dxa" w:w="3370"/>
+            <w:tcW w:type="dxa" w:w="2902"/>
           </w:tcPr>
           <w:p>
             <w:r/>
@@ -3011,7 +3375,7 @@
         </w:tc>
         <w:tc>
           <w:tcPr>
-            <w:tcW w:type="dxa" w:w="4680"/>
+            <w:tcW w:type="dxa" w:w="5054"/>
           </w:tcPr>
           <w:p>
             <w:r/>
@@ -3027,7 +3391,7 @@
       <w:tr>
         <w:tc>
           <w:tcPr>
-            <w:tcW w:type="dxa" w:w="1310"/>
+            <w:tcW w:type="dxa" w:w="1404"/>
           </w:tcPr>
           <w:p>
             <w:r/>
@@ -3038,7 +3402,7 @@
         </w:tc>
         <w:tc>
           <w:tcPr>
-            <w:tcW w:type="dxa" w:w="3370"/>
+            <w:tcW w:type="dxa" w:w="2902"/>
           </w:tcPr>
           <w:p>
             <w:r/>
@@ -3049,7 +3413,7 @@
         </w:tc>
         <w:tc>
           <w:tcPr>
-            <w:tcW w:type="dxa" w:w="4680"/>
+            <w:tcW w:type="dxa" w:w="5054"/>
           </w:tcPr>
           <w:p>
             <w:r/>
@@ -3104,7 +3468,7 @@
       <w:tr>
         <w:tc>
           <w:tcPr>
-            <w:tcW w:type="dxa" w:w="1310"/>
+            <w:tcW w:type="dxa" w:w="1404"/>
           </w:tcPr>
           <w:p>
             <w:r/>
@@ -3115,18 +3479,18 @@
         </w:tc>
         <w:tc>
           <w:tcPr>
-            <w:tcW w:type="dxa" w:w="3370"/>
-          </w:tcPr>
-          <w:p>
-            <w:r/>
-            <w:r>
-              <w:t>Process Flow Management API</w:t>
-            </w:r>
-          </w:p>
-        </w:tc>
-        <w:tc>
-          <w:tcPr>
-            <w:tcW w:type="dxa" w:w="4680"/>
+            <w:tcW w:type="dxa" w:w="2902"/>
+          </w:tcPr>
+          <w:p>
+            <w:r/>
+            <w:r>
+              <w:t>UNRESOLVED-TMF701</w:t>
+            </w:r>
+          </w:p>
+        </w:tc>
+        <w:tc>
+          <w:tcPr>
+            <w:tcW w:type="dxa" w:w="5054"/>
           </w:tcPr>
           <w:p>
             <w:r/>

--- a/specifications/TMFC036-LeadAndOpportunityManagement/Diagrams/TMFC036_Lead_and_Opportunity_Management.docx
+++ b/specifications/TMFC036-LeadAndOpportunityManagement/Diagrams/TMFC036_Lead_and_Opportunity_Management.docx
@@ -155,6 +155,9 @@
         </w:tc>
       </w:tr>
       <w:tr>
+        <w:trPr>
+          <w:cantSplit/>
+        </w:trPr>
         <w:tc>
           <w:tcPr>
             <w:tcW w:type="dxa" w:w="2808"/>
@@ -358,6 +361,9 @@
         </w:tc>
       </w:tr>
       <w:tr>
+        <w:trPr>
+          <w:cantSplit/>
+        </w:trPr>
         <w:tc>
           <w:tcPr>
             <w:tcW w:type="dxa" w:w="1498"/>
@@ -404,6 +410,9 @@
         </w:tc>
       </w:tr>
       <w:tr>
+        <w:trPr>
+          <w:cantSplit/>
+        </w:trPr>
         <w:tc>
           <w:tcPr>
             <w:tcW w:type="dxa" w:w="1498"/>
@@ -450,6 +459,9 @@
         </w:tc>
       </w:tr>
       <w:tr>
+        <w:trPr>
+          <w:cantSplit/>
+        </w:trPr>
         <w:tc>
           <w:tcPr>
             <w:tcW w:type="dxa" w:w="1498"/>
@@ -496,6 +508,9 @@
         </w:tc>
       </w:tr>
       <w:tr>
+        <w:trPr>
+          <w:cantSplit/>
+        </w:trPr>
         <w:tc>
           <w:tcPr>
             <w:tcW w:type="dxa" w:w="1498"/>
@@ -542,6 +557,9 @@
         </w:tc>
       </w:tr>
       <w:tr>
+        <w:trPr>
+          <w:cantSplit/>
+        </w:trPr>
         <w:tc>
           <w:tcPr>
             <w:tcW w:type="dxa" w:w="1498"/>
@@ -588,6 +606,9 @@
         </w:tc>
       </w:tr>
       <w:tr>
+        <w:trPr>
+          <w:cantSplit/>
+        </w:trPr>
         <w:tc>
           <w:tcPr>
             <w:tcW w:type="dxa" w:w="1498"/>
@@ -634,6 +655,9 @@
         </w:tc>
       </w:tr>
       <w:tr>
+        <w:trPr>
+          <w:cantSplit/>
+        </w:trPr>
         <w:tc>
           <w:tcPr>
             <w:tcW w:type="dxa" w:w="1498"/>
@@ -680,6 +704,9 @@
         </w:tc>
       </w:tr>
       <w:tr>
+        <w:trPr>
+          <w:cantSplit/>
+        </w:trPr>
         <w:tc>
           <w:tcPr>
             <w:tcW w:type="dxa" w:w="1498"/>
@@ -726,6 +753,9 @@
         </w:tc>
       </w:tr>
       <w:tr>
+        <w:trPr>
+          <w:cantSplit/>
+        </w:trPr>
         <w:tc>
           <w:tcPr>
             <w:tcW w:type="dxa" w:w="1498"/>
@@ -772,6 +802,9 @@
         </w:tc>
       </w:tr>
       <w:tr>
+        <w:trPr>
+          <w:cantSplit/>
+        </w:trPr>
         <w:tc>
           <w:tcPr>
             <w:tcW w:type="dxa" w:w="1498"/>
@@ -859,7 +892,7 @@
         </w:trPr>
         <w:tc>
           <w:tcPr>
-            <w:tcW w:type="dxa" w:w="1966"/>
+            <w:tcW w:type="dxa" w:w="2153"/>
           </w:tcPr>
           <w:p>
             <w:r/>
@@ -873,7 +906,7 @@
         </w:tc>
         <w:tc>
           <w:tcPr>
-            <w:tcW w:type="dxa" w:w="2714"/>
+            <w:tcW w:type="dxa" w:w="2621"/>
           </w:tcPr>
           <w:p>
             <w:r/>
@@ -901,7 +934,7 @@
         </w:tc>
         <w:tc>
           <w:tcPr>
-            <w:tcW w:type="dxa" w:w="2714"/>
+            <w:tcW w:type="dxa" w:w="2621"/>
           </w:tcPr>
           <w:p>
             <w:r/>
@@ -915,6 +948,31 @@
         </w:tc>
       </w:tr>
       <w:tr>
+        <w:trPr>
+          <w:cantSplit/>
+        </w:trPr>
+        <w:tc>
+          <w:tcPr>
+            <w:tcW w:type="dxa" w:w="2153"/>
+          </w:tcPr>
+          <w:p>
+            <w:r/>
+            <w:r>
+              <w:t>Sales Lead and Opportunity ABE</w:t>
+            </w:r>
+          </w:p>
+        </w:tc>
+        <w:tc>
+          <w:tcPr>
+            <w:tcW w:type="dxa" w:w="2621"/>
+          </w:tcPr>
+          <w:p>
+            <w:r/>
+            <w:r>
+              <w:t>Sales Lead and Opportunity ABE provides the ability to track sales leads through their life cycle up until the time the prospect become customers, including proposals made to potential customers, and the amount of potential revenue the leads represent in the form of a sales pipeline.</w:t>
+            </w:r>
+          </w:p>
+        </w:tc>
         <w:tc>
           <w:tcPr>
             <w:tcW w:type="dxa" w:w="1966"/>
@@ -922,35 +980,13 @@
           <w:p>
             <w:r/>
             <w:r>
-              <w:t>Sales Lead and Opportunity</w:t>
-            </w:r>
-          </w:p>
-        </w:tc>
-        <w:tc>
-          <w:tcPr>
-            <w:tcW w:type="dxa" w:w="2714"/>
-          </w:tcPr>
-          <w:p>
-            <w:r/>
-            <w:r>
-              <w:t>Sales Lead and Opportunity ABE provides the ability to track sales leads through their life cycle up until the time the prospect become customers, including proposals made to potential customers, and the amount of potential revenue the leads represent in the form of a sales pipeline.</w:t>
-            </w:r>
-          </w:p>
-        </w:tc>
-        <w:tc>
-          <w:tcPr>
-            <w:tcW w:type="dxa" w:w="1966"/>
-          </w:tcPr>
-          <w:p>
-            <w:r/>
-            <w:r>
-              <w:t>Sales Lead</w:t>
-            </w:r>
-          </w:p>
-        </w:tc>
-        <w:tc>
-          <w:tcPr>
-            <w:tcW w:type="dxa" w:w="2714"/>
+              <w:t>Sales Lead ABE</w:t>
+            </w:r>
+          </w:p>
+        </w:tc>
+        <w:tc>
+          <w:tcPr>
+            <w:tcW w:type="dxa" w:w="2621"/>
           </w:tcPr>
           <w:p>
             <w:r/>
@@ -961,6 +997,31 @@
         </w:tc>
       </w:tr>
       <w:tr>
+        <w:trPr>
+          <w:cantSplit/>
+        </w:trPr>
+        <w:tc>
+          <w:tcPr>
+            <w:tcW w:type="dxa" w:w="2153"/>
+          </w:tcPr>
+          <w:p>
+            <w:r/>
+            <w:r>
+              <w:t>Sales Lead and Opportunity ABE</w:t>
+            </w:r>
+          </w:p>
+        </w:tc>
+        <w:tc>
+          <w:tcPr>
+            <w:tcW w:type="dxa" w:w="2621"/>
+          </w:tcPr>
+          <w:p>
+            <w:r/>
+            <w:r>
+              <w:t>Sales Lead and Opportunity ABE provides the ability to track sales leads through their life cycle up until the time the prospect become customers, including proposals made to potential customers, and the amount of potential revenue the leads represent in the form of a sales pipeline.</w:t>
+            </w:r>
+          </w:p>
+        </w:tc>
         <w:tc>
           <w:tcPr>
             <w:tcW w:type="dxa" w:w="1966"/>
@@ -968,35 +1029,13 @@
           <w:p>
             <w:r/>
             <w:r>
-              <w:t>Sales Lead and Opportunity</w:t>
-            </w:r>
-          </w:p>
-        </w:tc>
-        <w:tc>
-          <w:tcPr>
-            <w:tcW w:type="dxa" w:w="2714"/>
-          </w:tcPr>
-          <w:p>
-            <w:r/>
-            <w:r>
-              <w:t>Sales Lead and Opportunity ABE provides the ability to track sales leads through their life cycle up until the time the prospect become customers, including proposals made to potential customers, and the amount of potential revenue the leads represent in the form of a sales pipeline.</w:t>
-            </w:r>
-          </w:p>
-        </w:tc>
-        <w:tc>
-          <w:tcPr>
-            <w:tcW w:type="dxa" w:w="1966"/>
-          </w:tcPr>
-          <w:p>
-            <w:r/>
-            <w:r>
-              <w:t>Sales Opportunity</w:t>
-            </w:r>
-          </w:p>
-        </w:tc>
-        <w:tc>
-          <w:tcPr>
-            <w:tcW w:type="dxa" w:w="2714"/>
+              <w:t>Sales Opportunity ABE</w:t>
+            </w:r>
+          </w:p>
+        </w:tc>
+        <w:tc>
+          <w:tcPr>
+            <w:tcW w:type="dxa" w:w="2621"/>
           </w:tcPr>
           <w:p>
             <w:r/>
@@ -1058,7 +1097,7 @@
         </w:tc>
         <w:tc>
           <w:tcPr>
-            <w:tcW w:type="dxa" w:w="1966"/>
+            <w:tcW w:type="dxa" w:w="2059"/>
           </w:tcPr>
           <w:p>
             <w:r/>
@@ -1072,7 +1111,7 @@
         </w:tc>
         <w:tc>
           <w:tcPr>
-            <w:tcW w:type="dxa" w:w="1872"/>
+            <w:tcW w:type="dxa" w:w="1685"/>
           </w:tcPr>
           <w:p>
             <w:r/>
@@ -1080,13 +1119,13 @@
               <w:rPr>
                 <w:b/>
               </w:rPr>
-              <w:t>Aggregate Function Level 1</w:t>
-            </w:r>
-          </w:p>
-        </w:tc>
-        <w:tc>
-          <w:tcPr>
-            <w:tcW w:type="dxa" w:w="1872"/>
+              <w:t>Aggregate Function L1</w:t>
+            </w:r>
+          </w:p>
+        </w:tc>
+        <w:tc>
+          <w:tcPr>
+            <w:tcW w:type="dxa" w:w="1778"/>
           </w:tcPr>
           <w:p>
             <w:r/>
@@ -1094,13 +1133,13 @@
               <w:rPr>
                 <w:b/>
               </w:rPr>
-              <w:t>Aggregate Function Level 2</w:t>
-            </w:r>
-          </w:p>
-        </w:tc>
-        <w:tc>
-          <w:tcPr>
-            <w:tcW w:type="dxa" w:w="2434"/>
+              <w:t>Aggregate Function L2</w:t>
+            </w:r>
+          </w:p>
+        </w:tc>
+        <w:tc>
+          <w:tcPr>
+            <w:tcW w:type="dxa" w:w="2621"/>
           </w:tcPr>
           <w:p>
             <w:r/>
@@ -1114,6 +1153,9 @@
         </w:tc>
       </w:tr>
       <w:tr>
+        <w:trPr>
+          <w:cantSplit/>
+        </w:trPr>
         <w:tc>
           <w:tcPr>
             <w:tcW w:type="dxa" w:w="1217"/>
@@ -1127,7 +1169,7 @@
         </w:tc>
         <w:tc>
           <w:tcPr>
-            <w:tcW w:type="dxa" w:w="1966"/>
+            <w:tcW w:type="dxa" w:w="2059"/>
           </w:tcPr>
           <w:p>
             <w:r/>
@@ -1138,7 +1180,7 @@
         </w:tc>
         <w:tc>
           <w:tcPr>
-            <w:tcW w:type="dxa" w:w="1872"/>
+            <w:tcW w:type="dxa" w:w="1685"/>
           </w:tcPr>
           <w:p>
             <w:r/>
@@ -1149,7 +1191,7 @@
         </w:tc>
         <w:tc>
           <w:tcPr>
-            <w:tcW w:type="dxa" w:w="1872"/>
+            <w:tcW w:type="dxa" w:w="1778"/>
           </w:tcPr>
           <w:p>
             <w:r/>
@@ -1160,7 +1202,7 @@
         </w:tc>
         <w:tc>
           <w:tcPr>
-            <w:tcW w:type="dxa" w:w="2434"/>
+            <w:tcW w:type="dxa" w:w="2621"/>
           </w:tcPr>
           <w:p>
             <w:r/>
@@ -1171,6 +1213,9 @@
         </w:tc>
       </w:tr>
       <w:tr>
+        <w:trPr>
+          <w:cantSplit/>
+        </w:trPr>
         <w:tc>
           <w:tcPr>
             <w:tcW w:type="dxa" w:w="1217"/>
@@ -1184,7 +1229,7 @@
         </w:tc>
         <w:tc>
           <w:tcPr>
-            <w:tcW w:type="dxa" w:w="1966"/>
+            <w:tcW w:type="dxa" w:w="2059"/>
           </w:tcPr>
           <w:p>
             <w:r/>
@@ -1195,7 +1240,7 @@
         </w:tc>
         <w:tc>
           <w:tcPr>
-            <w:tcW w:type="dxa" w:w="1872"/>
+            <w:tcW w:type="dxa" w:w="1685"/>
           </w:tcPr>
           <w:p>
             <w:r/>
@@ -1206,7 +1251,7 @@
         </w:tc>
         <w:tc>
           <w:tcPr>
-            <w:tcW w:type="dxa" w:w="1872"/>
+            <w:tcW w:type="dxa" w:w="1778"/>
           </w:tcPr>
           <w:p>
             <w:r/>
@@ -1217,7 +1262,7 @@
         </w:tc>
         <w:tc>
           <w:tcPr>
-            <w:tcW w:type="dxa" w:w="2434"/>
+            <w:tcW w:type="dxa" w:w="2621"/>
           </w:tcPr>
           <w:p>
             <w:r/>
@@ -1228,6 +1273,9 @@
         </w:tc>
       </w:tr>
       <w:tr>
+        <w:trPr>
+          <w:cantSplit/>
+        </w:trPr>
         <w:tc>
           <w:tcPr>
             <w:tcW w:type="dxa" w:w="1217"/>
@@ -1241,7 +1289,7 @@
         </w:tc>
         <w:tc>
           <w:tcPr>
-            <w:tcW w:type="dxa" w:w="1966"/>
+            <w:tcW w:type="dxa" w:w="2059"/>
           </w:tcPr>
           <w:p>
             <w:r/>
@@ -1252,7 +1300,7 @@
         </w:tc>
         <w:tc>
           <w:tcPr>
-            <w:tcW w:type="dxa" w:w="1872"/>
+            <w:tcW w:type="dxa" w:w="1685"/>
           </w:tcPr>
           <w:p>
             <w:r/>
@@ -1263,7 +1311,7 @@
         </w:tc>
         <w:tc>
           <w:tcPr>
-            <w:tcW w:type="dxa" w:w="1872"/>
+            <w:tcW w:type="dxa" w:w="1778"/>
           </w:tcPr>
           <w:p>
             <w:r/>
@@ -1274,7 +1322,7 @@
         </w:tc>
         <w:tc>
           <w:tcPr>
-            <w:tcW w:type="dxa" w:w="2434"/>
+            <w:tcW w:type="dxa" w:w="2621"/>
           </w:tcPr>
           <w:p>
             <w:r/>
@@ -1285,6 +1333,9 @@
         </w:tc>
       </w:tr>
       <w:tr>
+        <w:trPr>
+          <w:cantSplit/>
+        </w:trPr>
         <w:tc>
           <w:tcPr>
             <w:tcW w:type="dxa" w:w="1217"/>
@@ -1298,7 +1349,7 @@
         </w:tc>
         <w:tc>
           <w:tcPr>
-            <w:tcW w:type="dxa" w:w="1966"/>
+            <w:tcW w:type="dxa" w:w="2059"/>
           </w:tcPr>
           <w:p>
             <w:r/>
@@ -1309,7 +1360,7 @@
         </w:tc>
         <w:tc>
           <w:tcPr>
-            <w:tcW w:type="dxa" w:w="1872"/>
+            <w:tcW w:type="dxa" w:w="1685"/>
           </w:tcPr>
           <w:p>
             <w:r/>
@@ -1320,7 +1371,7 @@
         </w:tc>
         <w:tc>
           <w:tcPr>
-            <w:tcW w:type="dxa" w:w="1872"/>
+            <w:tcW w:type="dxa" w:w="1778"/>
           </w:tcPr>
           <w:p>
             <w:r/>
@@ -1331,7 +1382,7 @@
         </w:tc>
         <w:tc>
           <w:tcPr>
-            <w:tcW w:type="dxa" w:w="2434"/>
+            <w:tcW w:type="dxa" w:w="2621"/>
           </w:tcPr>
           <w:p>
             <w:r/>
@@ -1342,6 +1393,9 @@
         </w:tc>
       </w:tr>
       <w:tr>
+        <w:trPr>
+          <w:cantSplit/>
+        </w:trPr>
         <w:tc>
           <w:tcPr>
             <w:tcW w:type="dxa" w:w="1217"/>
@@ -1355,7 +1409,7 @@
         </w:tc>
         <w:tc>
           <w:tcPr>
-            <w:tcW w:type="dxa" w:w="1966"/>
+            <w:tcW w:type="dxa" w:w="2059"/>
           </w:tcPr>
           <w:p>
             <w:r/>
@@ -1366,7 +1420,7 @@
         </w:tc>
         <w:tc>
           <w:tcPr>
-            <w:tcW w:type="dxa" w:w="1872"/>
+            <w:tcW w:type="dxa" w:w="1685"/>
           </w:tcPr>
           <w:p>
             <w:r/>
@@ -1377,7 +1431,7 @@
         </w:tc>
         <w:tc>
           <w:tcPr>
-            <w:tcW w:type="dxa" w:w="1872"/>
+            <w:tcW w:type="dxa" w:w="1778"/>
           </w:tcPr>
           <w:p>
             <w:r/>
@@ -1388,7 +1442,7 @@
         </w:tc>
         <w:tc>
           <w:tcPr>
-            <w:tcW w:type="dxa" w:w="2434"/>
+            <w:tcW w:type="dxa" w:w="2621"/>
           </w:tcPr>
           <w:p>
             <w:r/>
@@ -1399,6 +1453,9 @@
         </w:tc>
       </w:tr>
       <w:tr>
+        <w:trPr>
+          <w:cantSplit/>
+        </w:trPr>
         <w:tc>
           <w:tcPr>
             <w:tcW w:type="dxa" w:w="1217"/>
@@ -1412,7 +1469,7 @@
         </w:tc>
         <w:tc>
           <w:tcPr>
-            <w:tcW w:type="dxa" w:w="1966"/>
+            <w:tcW w:type="dxa" w:w="2059"/>
           </w:tcPr>
           <w:p>
             <w:r/>
@@ -1423,7 +1480,7 @@
         </w:tc>
         <w:tc>
           <w:tcPr>
-            <w:tcW w:type="dxa" w:w="1872"/>
+            <w:tcW w:type="dxa" w:w="1685"/>
           </w:tcPr>
           <w:p>
             <w:r/>
@@ -1434,7 +1491,7 @@
         </w:tc>
         <w:tc>
           <w:tcPr>
-            <w:tcW w:type="dxa" w:w="1872"/>
+            <w:tcW w:type="dxa" w:w="1778"/>
           </w:tcPr>
           <w:p>
             <w:r/>
@@ -1445,7 +1502,7 @@
         </w:tc>
         <w:tc>
           <w:tcPr>
-            <w:tcW w:type="dxa" w:w="2434"/>
+            <w:tcW w:type="dxa" w:w="2621"/>
           </w:tcPr>
           <w:p>
             <w:r/>
@@ -1661,6 +1718,9 @@
         </w:tc>
       </w:tr>
       <w:tr>
+        <w:trPr>
+          <w:cantSplit/>
+        </w:trPr>
         <w:tc>
           <w:tcPr>
             <w:tcW w:type="dxa" w:w="1030"/>
@@ -1729,6 +1789,9 @@
         </w:tc>
       </w:tr>
       <w:tr>
+        <w:trPr>
+          <w:cantSplit/>
+        </w:trPr>
         <w:tc>
           <w:tcPr>
             <w:tcW w:type="dxa" w:w="1030"/>
@@ -1797,6 +1860,9 @@
         </w:tc>
       </w:tr>
       <w:tr>
+        <w:trPr>
+          <w:cantSplit/>
+        </w:trPr>
         <w:tc>
           <w:tcPr>
             <w:tcW w:type="dxa" w:w="1030"/>
@@ -1865,6 +1931,9 @@
         </w:tc>
       </w:tr>
       <w:tr>
+        <w:trPr>
+          <w:cantSplit/>
+        </w:trPr>
         <w:tc>
           <w:tcPr>
             <w:tcW w:type="dxa" w:w="1030"/>
@@ -2099,6 +2168,9 @@
         </w:tc>
       </w:tr>
       <w:tr>
+        <w:trPr>
+          <w:cantSplit/>
+        </w:trPr>
         <w:tc>
           <w:tcPr>
             <w:tcW w:type="dxa" w:w="1030"/>
@@ -2167,6 +2239,9 @@
         </w:tc>
       </w:tr>
       <w:tr>
+        <w:trPr>
+          <w:cantSplit/>
+        </w:trPr>
         <w:tc>
           <w:tcPr>
             <w:tcW w:type="dxa" w:w="1030"/>
@@ -2235,6 +2310,9 @@
         </w:tc>
       </w:tr>
       <w:tr>
+        <w:trPr>
+          <w:cantSplit/>
+        </w:trPr>
         <w:tc>
           <w:tcPr>
             <w:tcW w:type="dxa" w:w="1030"/>
@@ -2303,6 +2381,9 @@
         </w:tc>
       </w:tr>
       <w:tr>
+        <w:trPr>
+          <w:cantSplit/>
+        </w:trPr>
         <w:tc>
           <w:tcPr>
             <w:tcW w:type="dxa" w:w="1030"/>
@@ -2371,6 +2452,9 @@
         </w:tc>
       </w:tr>
       <w:tr>
+        <w:trPr>
+          <w:cantSplit/>
+        </w:trPr>
         <w:tc>
           <w:tcPr>
             <w:tcW w:type="dxa" w:w="1030"/>
@@ -2439,6 +2523,9 @@
         </w:tc>
       </w:tr>
       <w:tr>
+        <w:trPr>
+          <w:cantSplit/>
+        </w:trPr>
         <w:tc>
           <w:tcPr>
             <w:tcW w:type="dxa" w:w="1030"/>
@@ -2507,6 +2594,9 @@
         </w:tc>
       </w:tr>
       <w:tr>
+        <w:trPr>
+          <w:cantSplit/>
+        </w:trPr>
         <w:tc>
           <w:tcPr>
             <w:tcW w:type="dxa" w:w="1030"/>
@@ -2575,6 +2665,9 @@
         </w:tc>
       </w:tr>
       <w:tr>
+        <w:trPr>
+          <w:cantSplit/>
+        </w:trPr>
         <w:tc>
           <w:tcPr>
             <w:tcW w:type="dxa" w:w="1030"/>
@@ -2643,6 +2736,9 @@
         </w:tc>
       </w:tr>
       <w:tr>
+        <w:trPr>
+          <w:cantSplit/>
+        </w:trPr>
         <w:tc>
           <w:tcPr>
             <w:tcW w:type="dxa" w:w="1030"/>
@@ -2711,6 +2807,9 @@
         </w:tc>
       </w:tr>
       <w:tr>
+        <w:trPr>
+          <w:cantSplit/>
+        </w:trPr>
         <w:tc>
           <w:tcPr>
             <w:tcW w:type="dxa" w:w="1030"/>
@@ -2779,6 +2878,9 @@
         </w:tc>
       </w:tr>
       <w:tr>
+        <w:trPr>
+          <w:cantSplit/>
+        </w:trPr>
         <w:tc>
           <w:tcPr>
             <w:tcW w:type="dxa" w:w="1030"/>
@@ -2847,6 +2949,9 @@
         </w:tc>
       </w:tr>
       <w:tr>
+        <w:trPr>
+          <w:cantSplit/>
+        </w:trPr>
         <w:tc>
           <w:tcPr>
             <w:tcW w:type="dxa" w:w="1030"/>
@@ -2915,6 +3020,9 @@
         </w:tc>
       </w:tr>
       <w:tr>
+        <w:trPr>
+          <w:cantSplit/>
+        </w:trPr>
         <w:tc>
           <w:tcPr>
             <w:tcW w:type="dxa" w:w="1030"/>
@@ -2983,6 +3091,9 @@
         </w:tc>
       </w:tr>
       <w:tr>
+        <w:trPr>
+          <w:cantSplit/>
+        </w:trPr>
         <w:tc>
           <w:tcPr>
             <w:tcW w:type="dxa" w:w="1030"/>
@@ -3051,6 +3162,9 @@
         </w:tc>
       </w:tr>
       <w:tr>
+        <w:trPr>
+          <w:cantSplit/>
+        </w:trPr>
         <w:tc>
           <w:tcPr>
             <w:tcW w:type="dxa" w:w="1030"/>
@@ -3119,6 +3233,9 @@
         </w:tc>
       </w:tr>
       <w:tr>
+        <w:trPr>
+          <w:cantSplit/>
+        </w:trPr>
         <w:tc>
           <w:tcPr>
             <w:tcW w:type="dxa" w:w="1030"/>
@@ -3187,6 +3304,9 @@
         </w:tc>
       </w:tr>
       <w:tr>
+        <w:trPr>
+          <w:cantSplit/>
+        </w:trPr>
         <w:tc>
           <w:tcPr>
             <w:tcW w:type="dxa" w:w="1030"/>
@@ -3389,6 +3509,9 @@
         </w:tc>
       </w:tr>
       <w:tr>
+        <w:trPr>
+          <w:cantSplit/>
+        </w:trPr>
         <w:tc>
           <w:tcPr>
             <w:tcW w:type="dxa" w:w="1404"/>
@@ -3466,6 +3589,9 @@
         </w:tc>
       </w:tr>
       <w:tr>
+        <w:trPr>
+          <w:cantSplit/>
+        </w:trPr>
         <w:tc>
           <w:tcPr>
             <w:tcW w:type="dxa" w:w="1404"/>
@@ -3718,6 +3844,9 @@
         </w:tc>
       </w:tr>
       <w:tr>
+        <w:trPr>
+          <w:cantSplit/>
+        </w:trPr>
         <w:tc>
           <w:tcPr>
             <w:tcW w:type="dxa" w:w="1310"/>
@@ -3795,6 +3924,9 @@
         </w:tc>
       </w:tr>
       <w:tr>
+        <w:trPr>
+          <w:cantSplit/>
+        </w:trPr>
         <w:tc>
           <w:tcPr>
             <w:tcW w:type="dxa" w:w="1310"/>
@@ -3896,6 +4028,9 @@
         </w:tc>
       </w:tr>
       <w:tr>
+        <w:trPr>
+          <w:cantSplit/>
+        </w:trPr>
         <w:tc>
           <w:tcPr>
             <w:tcW w:type="dxa" w:w="1310"/>
@@ -3955,6 +4090,9 @@
         </w:tc>
       </w:tr>
       <w:tr>
+        <w:trPr>
+          <w:cantSplit/>
+        </w:trPr>
         <w:tc>
           <w:tcPr>
             <w:tcW w:type="dxa" w:w="1310"/>
@@ -4032,6 +4170,9 @@
         </w:tc>
       </w:tr>
       <w:tr>
+        <w:trPr>
+          <w:cantSplit/>
+        </w:trPr>
         <w:tc>
           <w:tcPr>
             <w:tcW w:type="dxa" w:w="1310"/>
@@ -4091,6 +4232,9 @@
         </w:tc>
       </w:tr>
       <w:tr>
+        <w:trPr>
+          <w:cantSplit/>
+        </w:trPr>
         <w:tc>
           <w:tcPr>
             <w:tcW w:type="dxa" w:w="1310"/>
@@ -4271,6 +4415,9 @@
         </w:tc>
       </w:tr>
       <w:tr>
+        <w:trPr>
+          <w:cantSplit/>
+        </w:trPr>
         <w:tc>
           <w:tcPr>
             <w:tcW w:type="dxa" w:w="5990"/>
@@ -4295,6 +4442,9 @@
         </w:tc>
       </w:tr>
       <w:tr>
+        <w:trPr>
+          <w:cantSplit/>
+        </w:trPr>
         <w:tc>
           <w:tcPr>
             <w:tcW w:type="dxa" w:w="5990"/>
@@ -4319,6 +4469,9 @@
         </w:tc>
       </w:tr>
       <w:tr>
+        <w:trPr>
+          <w:cantSplit/>
+        </w:trPr>
         <w:tc>
           <w:tcPr>
             <w:tcW w:type="dxa" w:w="5990"/>
@@ -4567,6 +4720,9 @@
         </w:tc>
       </w:tr>
       <w:tr>
+        <w:trPr>
+          <w:cantSplit/>
+        </w:trPr>
         <w:tc>
           <w:tcPr>
             <w:tcW w:type="dxa" w:w="1872"/>
@@ -4613,6 +4769,9 @@
         </w:tc>
       </w:tr>
       <w:tr>
+        <w:trPr>
+          <w:cantSplit/>
+        </w:trPr>
         <w:tc>
           <w:tcPr>
             <w:tcW w:type="dxa" w:w="1872"/>
@@ -4659,6 +4818,9 @@
         </w:tc>
       </w:tr>
       <w:tr>
+        <w:trPr>
+          <w:cantSplit/>
+        </w:trPr>
         <w:tc>
           <w:tcPr>
             <w:tcW w:type="dxa" w:w="1872"/>
@@ -4705,6 +4867,9 @@
         </w:tc>
       </w:tr>
       <w:tr>
+        <w:trPr>
+          <w:cantSplit/>
+        </w:trPr>
         <w:tc>
           <w:tcPr>
             <w:tcW w:type="dxa" w:w="1872"/>
@@ -4751,6 +4916,9 @@
         </w:tc>
       </w:tr>
       <w:tr>
+        <w:trPr>
+          <w:cantSplit/>
+        </w:trPr>
         <w:tc>
           <w:tcPr>
             <w:tcW w:type="dxa" w:w="1872"/>
@@ -4797,6 +4965,9 @@
         </w:tc>
       </w:tr>
       <w:tr>
+        <w:trPr>
+          <w:cantSplit/>
+        </w:trPr>
         <w:tc>
           <w:tcPr>
             <w:tcW w:type="dxa" w:w="1872"/>
@@ -4843,6 +5014,9 @@
         </w:tc>
       </w:tr>
       <w:tr>
+        <w:trPr>
+          <w:cantSplit/>
+        </w:trPr>
         <w:tc>
           <w:tcPr>
             <w:tcW w:type="dxa" w:w="1872"/>
@@ -4889,6 +5063,9 @@
         </w:tc>
       </w:tr>
       <w:tr>
+        <w:trPr>
+          <w:cantSplit/>
+        </w:trPr>
         <w:tc>
           <w:tcPr>
             <w:tcW w:type="dxa" w:w="1872"/>
@@ -5027,6 +5204,9 @@
         </w:tc>
       </w:tr>
       <w:tr>
+        <w:trPr>
+          <w:cantSplit/>
+        </w:trPr>
         <w:tc>
           <w:tcPr>
             <w:tcW w:type="dxa" w:w="1778"/>
@@ -5073,6 +5253,9 @@
         </w:tc>
       </w:tr>
       <w:tr>
+        <w:trPr>
+          <w:cantSplit/>
+        </w:trPr>
         <w:tc>
           <w:tcPr>
             <w:tcW w:type="dxa" w:w="1778"/>
@@ -5119,6 +5302,9 @@
         </w:tc>
       </w:tr>
       <w:tr>
+        <w:trPr>
+          <w:cantSplit/>
+        </w:trPr>
         <w:tc>
           <w:tcPr>
             <w:tcW w:type="dxa" w:w="1778"/>
@@ -5165,6 +5351,9 @@
         </w:tc>
       </w:tr>
       <w:tr>
+        <w:trPr>
+          <w:cantSplit/>
+        </w:trPr>
         <w:tc>
           <w:tcPr>
             <w:tcW w:type="dxa" w:w="1778"/>
@@ -5211,6 +5400,9 @@
         </w:tc>
       </w:tr>
       <w:tr>
+        <w:trPr>
+          <w:cantSplit/>
+        </w:trPr>
         <w:tc>
           <w:tcPr>
             <w:tcW w:type="dxa" w:w="1778"/>
@@ -5257,6 +5449,9 @@
         </w:tc>
       </w:tr>
       <w:tr>
+        <w:trPr>
+          <w:cantSplit/>
+        </w:trPr>
         <w:tc>
           <w:tcPr>
             <w:tcW w:type="dxa" w:w="1778"/>
@@ -5303,6 +5498,9 @@
         </w:tc>
       </w:tr>
       <w:tr>
+        <w:trPr>
+          <w:cantSplit/>
+        </w:trPr>
         <w:tc>
           <w:tcPr>
             <w:tcW w:type="dxa" w:w="1778"/>
@@ -5349,6 +5547,9 @@
         </w:tc>
       </w:tr>
       <w:tr>
+        <w:trPr>
+          <w:cantSplit/>
+        </w:trPr>
         <w:tc>
           <w:tcPr>
             <w:tcW w:type="dxa" w:w="1778"/>
@@ -5395,6 +5596,9 @@
         </w:tc>
       </w:tr>
       <w:tr>
+        <w:trPr>
+          <w:cantSplit/>
+        </w:trPr>
         <w:tc>
           <w:tcPr>
             <w:tcW w:type="dxa" w:w="1778"/>
@@ -5523,6 +5727,9 @@
         </w:tc>
       </w:tr>
       <w:tr>
+        <w:trPr>
+          <w:cantSplit/>
+        </w:trPr>
         <w:tc>
           <w:tcPr>
             <w:tcW w:type="dxa" w:w="4118"/>
@@ -5558,6 +5765,9 @@
         </w:tc>
       </w:tr>
       <w:tr>
+        <w:trPr>
+          <w:cantSplit/>
+        </w:trPr>
         <w:tc>
           <w:tcPr>
             <w:tcW w:type="dxa" w:w="4118"/>
@@ -5593,6 +5803,9 @@
         </w:tc>
       </w:tr>
       <w:tr>
+        <w:trPr>
+          <w:cantSplit/>
+        </w:trPr>
         <w:tc>
           <w:tcPr>
             <w:tcW w:type="dxa" w:w="4118"/>
@@ -5628,6 +5841,9 @@
         </w:tc>
       </w:tr>
       <w:tr>
+        <w:trPr>
+          <w:cantSplit/>
+        </w:trPr>
         <w:tc>
           <w:tcPr>
             <w:tcW w:type="dxa" w:w="4118"/>
@@ -5663,6 +5879,9 @@
         </w:tc>
       </w:tr>
       <w:tr>
+        <w:trPr>
+          <w:cantSplit/>
+        </w:trPr>
         <w:tc>
           <w:tcPr>
             <w:tcW w:type="dxa" w:w="4118"/>
@@ -5698,6 +5917,9 @@
         </w:tc>
       </w:tr>
       <w:tr>
+        <w:trPr>
+          <w:cantSplit/>
+        </w:trPr>
         <w:tc>
           <w:tcPr>
             <w:tcW w:type="dxa" w:w="4118"/>
@@ -5733,6 +5955,9 @@
         </w:tc>
       </w:tr>
       <w:tr>
+        <w:trPr>
+          <w:cantSplit/>
+        </w:trPr>
         <w:tc>
           <w:tcPr>
             <w:tcW w:type="dxa" w:w="4118"/>
@@ -5768,6 +5993,9 @@
         </w:tc>
       </w:tr>
       <w:tr>
+        <w:trPr>
+          <w:cantSplit/>
+        </w:trPr>
         <w:tc>
           <w:tcPr>
             <w:tcW w:type="dxa" w:w="4118"/>
@@ -5803,6 +6031,9 @@
         </w:tc>
       </w:tr>
       <w:tr>
+        <w:trPr>
+          <w:cantSplit/>
+        </w:trPr>
         <w:tc>
           <w:tcPr>
             <w:tcW w:type="dxa" w:w="4118"/>
@@ -5838,6 +6069,9 @@
         </w:tc>
       </w:tr>
       <w:tr>
+        <w:trPr>
+          <w:cantSplit/>
+        </w:trPr>
         <w:tc>
           <w:tcPr>
             <w:tcW w:type="dxa" w:w="4118"/>
